--- a/彭澜 - 简历.docx
+++ b/彭澜 - 简历.docx
@@ -1,6 +1,6 @@
 
 <file path=word/document.xml><?xml version="1.0" encoding="utf-8"?>
-<w:document xmlns:wpc="http://schemas.microsoft.com/office/word/2010/wordprocessingCanvas" xmlns:cx="http://schemas.microsoft.com/office/drawing/2014/chartex" xmlns:cx1="http://schemas.microsoft.com/office/drawing/2015/9/8/chartex" xmlns:cx2="http://schemas.microsoft.com/office/drawing/2015/10/21/chartex" xmlns:cx3="http://schemas.microsoft.com/office/drawing/2016/5/9/chartex" xmlns:cx4="http://schemas.microsoft.com/office/drawing/2016/5/10/chartex" xmlns:cx5="http://schemas.microsoft.com/office/drawing/2016/5/11/chartex" xmlns:cx6="http://schemas.microsoft.com/office/drawing/2016/5/12/chartex" xmlns:cx7="http://schemas.microsoft.com/office/drawing/2016/5/13/chartex" xmlns:cx8="http://schemas.microsoft.com/office/drawing/2016/5/14/chartex" xmlns:mc="http://schemas.openxmlformats.org/markup-compatibility/2006" xmlns:aink="http://schemas.microsoft.com/office/drawing/2016/ink" xmlns:am3d="http://schemas.microsoft.com/office/drawing/2017/model3d" xmlns:o="urn:schemas-microsoft-com:office:office" xmlns:oel="http://schemas.microsoft.com/office/2019/extlst" xmlns:r="http://schemas.openxmlformats.org/officeDocument/2006/relationships" xmlns:m="http://schemas.openxmlformats.org/officeDocument/2006/math" xmlns:v="urn:schemas-microsoft-com:vml" xmlns:wp14="http://schemas.microsoft.com/office/word/2010/wordprocessingDrawing" xmlns:wp="http://schemas.openxmlformats.org/drawingml/2006/wordprocessingDrawing" xmlns:w10="urn:schemas-microsoft-com:office:word" xmlns:w="http://schemas.openxmlformats.org/wordprocessingml/2006/main" xmlns:w14="http://schemas.microsoft.com/office/word/2010/wordml" xmlns:w15="http://schemas.microsoft.com/office/word/2012/wordml" xmlns:w16cei="http://schemas.microsoft.com/office/word/2026/wordml/cei" xmlns:w16cex="http://schemas.microsoft.com/office/word/2018/wordml/cex" xmlns:w16cid="http://schemas.microsoft.com/office/word/2016/wordml/cid" xmlns:w16="http://schemas.microsoft.com/office/word/2018/wordml" xmlns:w16du="http://schemas.microsoft.com/office/word/2023/wordml/word16du" xmlns:w16sdtdh="http://schemas.microsoft.com/office/word/2020/wordml/sdtdatahash" xmlns:w16sdtfl="http://schemas.microsoft.com/office/word/2024/wordml/sdtformatlock" xmlns:w16se="http://schemas.microsoft.com/office/word/2015/wordml/symex" xmlns:wpg="http://schemas.microsoft.com/office/word/2010/wordprocessingGroup" xmlns:wpi="http://schemas.microsoft.com/office/word/2010/wordprocessingInk" xmlns:wne="http://schemas.microsoft.com/office/word/2006/wordml" xmlns:wps="http://schemas.microsoft.com/office/word/2010/wordprocessingShape" mc:Ignorable="w14 w15 w16se w16cid w16 w16cex w16sdtdh w16sdtfl w16du wp14">
+<w:document xmlns:wpc="http://schemas.microsoft.com/office/word/2010/wordprocessingCanvas" xmlns:cx="http://schemas.microsoft.com/office/drawing/2014/chartex" xmlns:cx1="http://schemas.microsoft.com/office/drawing/2015/9/8/chartex" xmlns:cx2="http://schemas.microsoft.com/office/drawing/2015/10/21/chartex" xmlns:cx3="http://schemas.microsoft.com/office/drawing/2016/5/9/chartex" xmlns:cx4="http://schemas.microsoft.com/office/drawing/2016/5/10/chartex" xmlns:cx5="http://schemas.microsoft.com/office/drawing/2016/5/11/chartex" xmlns:cx6="http://schemas.microsoft.com/office/drawing/2016/5/12/chartex" xmlns:cx7="http://schemas.microsoft.com/office/drawing/2016/5/13/chartex" xmlns:cx8="http://schemas.microsoft.com/office/drawing/2016/5/14/chartex" xmlns:mc="http://schemas.openxmlformats.org/markup-compatibility/2006" xmlns:aink="http://schemas.microsoft.com/office/drawing/2016/ink" xmlns:am3d="http://schemas.microsoft.com/office/drawing/2017/model3d" xmlns:o="urn:schemas-microsoft-com:office:office" xmlns:oel="http://schemas.microsoft.com/office/2019/extlst" xmlns:r="http://schemas.openxmlformats.org/officeDocument/2006/relationships" xmlns:m="http://schemas.openxmlformats.org/officeDocument/2006/math" xmlns:v="urn:schemas-microsoft-com:vml" xmlns:wp14="http://schemas.microsoft.com/office/word/2010/wordprocessingDrawing" xmlns:wp="http://schemas.openxmlformats.org/drawingml/2006/wordprocessingDrawing" xmlns:w10="urn:schemas-microsoft-com:office:word" xmlns:w="http://schemas.openxmlformats.org/wordprocessingml/2006/main" xmlns:w14="http://schemas.microsoft.com/office/word/2010/wordml" xmlns:w15="http://schemas.microsoft.com/office/word/2012/wordml" xmlns:w16cex="http://schemas.microsoft.com/office/word/2018/wordml/cex" xmlns:w16cid="http://schemas.microsoft.com/office/word/2016/wordml/cid" xmlns:w16="http://schemas.microsoft.com/office/word/2018/wordml" xmlns:w16du="http://schemas.microsoft.com/office/word/2023/wordml/word16du" xmlns:w16sdtdh="http://schemas.microsoft.com/office/word/2020/wordml/sdtdatahash" xmlns:w16sdtfl="http://schemas.microsoft.com/office/word/2024/wordml/sdtformatlock" xmlns:w16se="http://schemas.microsoft.com/office/word/2015/wordml/symex" xmlns:wpg="http://schemas.microsoft.com/office/word/2010/wordprocessingGroup" xmlns:wpi="http://schemas.microsoft.com/office/word/2010/wordprocessingInk" xmlns:wne="http://schemas.microsoft.com/office/word/2006/wordml" xmlns:wps="http://schemas.microsoft.com/office/word/2010/wordprocessingShape" mc:Ignorable="w14 w15 w16se w16cid w16 w16cex w16sdtdh w16sdtfl w16du wp14">
   <w:body>
     <w:tbl>
       <w:tblPr>
@@ -2318,25 +2318,7 @@
                 <w:b/>
                 <w:szCs w:val="20"/>
               </w:rPr>
-              <w:t xml:space="preserve">ACV </w:t>
-            </w:r>
-            <w:proofErr w:type="spellStart"/>
-            <w:r>
-              <w:rPr>
-                <w:rFonts w:ascii="Times New Roman" w:eastAsia="华文宋体" w:hAnsi="Times New Roman" w:cs="Times New Roman"/>
-                <w:b/>
-                <w:szCs w:val="20"/>
-              </w:rPr>
-              <w:t>Acution</w:t>
-            </w:r>
-            <w:proofErr w:type="spellEnd"/>
-            <w:r>
-              <w:rPr>
-                <w:rFonts w:ascii="Times New Roman" w:eastAsia="华文宋体" w:hAnsi="Times New Roman" w:cs="Times New Roman"/>
-                <w:b/>
-                <w:szCs w:val="20"/>
-              </w:rPr>
-              <w:t xml:space="preserve"> Inc.</w:t>
+              <w:t>ACV Acution Inc.</w:t>
             </w:r>
             <w:r>
               <w:rPr>
@@ -2543,7 +2525,6 @@
               </w:rPr>
               <w:t>/</w:t>
             </w:r>
-            <w:proofErr w:type="gramStart"/>
             <w:r>
               <w:rPr>
                 <w:rFonts w:ascii="Times New Roman" w:eastAsia="华文楷体" w:hAnsi="Times New Roman" w:cs="Times New Roman"/>
@@ -2556,15 +2537,7 @@
                 <w:rFonts w:ascii="Times New Roman" w:eastAsia="华文楷体" w:hAnsi="Times New Roman" w:cs="Times New Roman" w:hint="eastAsia"/>
                 <w:szCs w:val="20"/>
               </w:rPr>
-              <w:t>,</w:t>
-            </w:r>
-            <w:proofErr w:type="gramEnd"/>
-            <w:r>
-              <w:rPr>
-                <w:rFonts w:ascii="Times New Roman" w:eastAsia="华文楷体" w:hAnsi="Times New Roman" w:cs="Times New Roman" w:hint="eastAsia"/>
-                <w:szCs w:val="20"/>
-              </w:rPr>
-              <w:t xml:space="preserve"> #</w:t>
+              <w:t>, #</w:t>
             </w:r>
             <w:r>
               <w:rPr>
@@ -2666,37 +2639,14 @@
                 <w:rFonts w:ascii="Times New Roman" w:eastAsia="华文宋体" w:hAnsi="Times New Roman" w:cs="Times New Roman" w:hint="eastAsia"/>
                 <w:szCs w:val="20"/>
               </w:rPr>
-              <w:t xml:space="preserve">. </w:t>
-            </w:r>
-            <w:r>
-              <w:rPr>
-                <w:rFonts w:ascii="Times New Roman" w:eastAsia="华文宋体" w:hAnsi="Times New Roman" w:cs="Times New Roman" w:hint="eastAsia"/>
-                <w:szCs w:val="20"/>
-              </w:rPr>
-              <w:t xml:space="preserve">European Journal of Operational Research, </w:t>
-            </w:r>
-            <w:proofErr w:type="gramStart"/>
-            <w:r>
-              <w:rPr>
-                <w:rFonts w:ascii="Times New Roman" w:eastAsia="华文宋体" w:hAnsi="Times New Roman" w:cs="Times New Roman" w:hint="eastAsia"/>
-                <w:szCs w:val="20"/>
-              </w:rPr>
-              <w:t>2026.</w:t>
-            </w:r>
-            <w:r>
-              <w:rPr>
-                <w:rFonts w:ascii="Times New Roman" w:eastAsia="华文宋体" w:hAnsi="Times New Roman" w:cs="Times New Roman" w:hint="eastAsia"/>
-                <w:szCs w:val="20"/>
-              </w:rPr>
-              <w:t>（</w:t>
-            </w:r>
-            <w:proofErr w:type="gramEnd"/>
-            <w:r>
-              <w:rPr>
-                <w:rFonts w:ascii="Times New Roman" w:eastAsia="华文宋体" w:hAnsi="Times New Roman" w:cs="Times New Roman" w:hint="eastAsia"/>
-                <w:szCs w:val="20"/>
-              </w:rPr>
-              <w:t>管理学顶刊，管理学</w:t>
+              <w:t>. European Journal of Operational Research, 2026.</w:t>
+            </w:r>
+            <w:r>
+              <w:rPr>
+                <w:rFonts w:ascii="Times New Roman" w:eastAsia="华文宋体" w:hAnsi="Times New Roman" w:cs="Times New Roman" w:hint="eastAsia"/>
+                <w:szCs w:val="20"/>
+              </w:rPr>
+              <w:t>（管理学顶刊，管理学</w:t>
             </w:r>
             <w:r>
               <w:rPr>
@@ -2782,23 +2732,7 @@
                 <w:rFonts w:ascii="Times New Roman" w:eastAsia="华文宋体" w:hAnsi="Times New Roman" w:cs="Times New Roman"/>
                 <w:szCs w:val="20"/>
               </w:rPr>
-              <w:t>†. “</w:t>
-            </w:r>
-            <w:proofErr w:type="spellStart"/>
-            <w:r>
-              <w:rPr>
-                <w:rFonts w:ascii="Times New Roman" w:eastAsia="华文宋体" w:hAnsi="Times New Roman" w:cs="Times New Roman"/>
-                <w:szCs w:val="20"/>
-              </w:rPr>
-              <w:t>VeRoViz</w:t>
-            </w:r>
-            <w:proofErr w:type="spellEnd"/>
-            <w:r>
-              <w:rPr>
-                <w:rFonts w:ascii="Times New Roman" w:eastAsia="华文宋体" w:hAnsi="Times New Roman" w:cs="Times New Roman"/>
-                <w:szCs w:val="20"/>
-              </w:rPr>
-              <w:t xml:space="preserve">: A vehicle routing visualization toolkit.” </w:t>
+              <w:t xml:space="preserve">†. “VeRoViz: A vehicle routing visualization toolkit.” </w:t>
             </w:r>
             <w:r>
               <w:rPr>
@@ -2892,6 +2826,28 @@
                 <w:szCs w:val="20"/>
               </w:rPr>
               <w:t xml:space="preserve"> 24)</w:t>
+            </w:r>
+          </w:p>
+          <w:p>
+            <w:pPr>
+              <w:pStyle w:val="a9"/>
+              <w:numPr>
+                <w:ilvl w:val="0"/>
+                <w:numId w:val="1"/>
+              </w:numPr>
+              <w:spacing w:after="0" w:line="240" w:lineRule="auto"/>
+              <w:contextualSpacing w:val="0"/>
+              <w:rPr>
+                <w:rFonts w:ascii="Times New Roman" w:eastAsia="华文宋体" w:hAnsi="Times New Roman" w:cs="Times New Roman"/>
+                <w:szCs w:val="20"/>
+              </w:rPr>
+            </w:pPr>
+            <w:r>
+              <w:rPr>
+                <w:rFonts w:ascii="Times New Roman" w:eastAsia="华文宋体" w:hAnsi="Times New Roman" w:cs="Times New Roman" w:hint="eastAsia"/>
+                <w:szCs w:val="20"/>
+              </w:rPr>
+              <w:t>期刊在审</w:t>
             </w:r>
           </w:p>
           <w:p>
@@ -2910,151 +2866,288 @@
             </w:pPr>
             <w:r>
               <w:rPr>
-                <w:rFonts w:ascii="Times New Roman" w:eastAsia="华文宋体" w:hAnsi="Times New Roman" w:cs="Times New Roman"/>
-                <w:szCs w:val="20"/>
-              </w:rPr>
-              <w:t>Courtney</w:t>
-            </w:r>
-            <w:r>
-              <w:rPr>
-                <w:rFonts w:ascii="Times New Roman" w:eastAsia="华文宋体" w:hAnsi="Times New Roman" w:cs="Times New Roman" w:hint="eastAsia"/>
+                <w:rFonts w:ascii="Times New Roman" w:eastAsia="华文宋体" w:hAnsi="Times New Roman" w:cs="Times New Roman" w:hint="eastAsia"/>
+                <w:szCs w:val="20"/>
+              </w:rPr>
+              <w:t xml:space="preserve">Weiwei Cui, </w:t>
+            </w:r>
+            <w:r>
+              <w:rPr>
+                <w:rFonts w:ascii="Times New Roman" w:eastAsia="华文宋体" w:hAnsi="Times New Roman" w:cs="Times New Roman" w:hint="eastAsia"/>
+                <w:szCs w:val="20"/>
+              </w:rPr>
+              <w:t>Tianyi Zhang</w:t>
+            </w:r>
+            <w:r>
+              <w:rPr>
+                <w:rFonts w:ascii="Times New Roman" w:eastAsia="华文宋体" w:hAnsi="Times New Roman" w:cs="Times New Roman" w:hint="eastAsia"/>
+                <w:szCs w:val="20"/>
+              </w:rPr>
+              <w:t xml:space="preserve">, </w:t>
+            </w:r>
+            <w:r>
+              <w:rPr>
+                <w:rFonts w:ascii="Times New Roman" w:eastAsia="华文宋体" w:hAnsi="Times New Roman" w:cs="Times New Roman" w:hint="eastAsia"/>
+                <w:b/>
+                <w:bCs/>
+                <w:szCs w:val="20"/>
+              </w:rPr>
+              <w:t>Lan Peng*</w:t>
+            </w:r>
+            <w:r>
+              <w:rPr>
+                <w:rFonts w:ascii="Times New Roman" w:eastAsia="华文宋体" w:hAnsi="Times New Roman" w:cs="Times New Roman" w:hint="eastAsia"/>
+                <w:szCs w:val="20"/>
+              </w:rPr>
+              <w:t xml:space="preserve">. </w:t>
+            </w:r>
+            <w:r>
+              <w:rPr>
+                <w:rFonts w:ascii="Times New Roman" w:eastAsia="华文宋体" w:hAnsi="Times New Roman" w:cs="Times New Roman"/>
+                <w:szCs w:val="20"/>
+              </w:rPr>
+              <w:t>“</w:t>
+            </w:r>
+            <w:r>
+              <w:rPr>
+                <w:rFonts w:ascii="Times New Roman" w:eastAsia="华文宋体" w:hAnsi="Times New Roman" w:cs="Times New Roman" w:hint="eastAsia"/>
+                <w:szCs w:val="20"/>
+              </w:rPr>
+              <w:t>D</w:t>
+            </w:r>
+            <w:r>
+              <w:rPr>
+                <w:rFonts w:ascii="Times New Roman" w:eastAsia="华文宋体" w:hAnsi="Times New Roman" w:cs="Times New Roman"/>
+                <w:szCs w:val="20"/>
+              </w:rPr>
+              <w:t xml:space="preserve">eploying communication and relay </w:t>
+            </w:r>
+            <w:r>
+              <w:rPr>
+                <w:rFonts w:ascii="Times New Roman" w:eastAsia="华文宋体" w:hAnsi="Times New Roman" w:cs="Times New Roman" w:hint="eastAsia"/>
+                <w:szCs w:val="20"/>
+              </w:rPr>
+              <w:t>UAVs</w:t>
+            </w:r>
+            <w:r>
+              <w:rPr>
+                <w:rFonts w:ascii="Times New Roman" w:eastAsia="华文宋体" w:hAnsi="Times New Roman" w:cs="Times New Roman"/>
+                <w:szCs w:val="20"/>
+              </w:rPr>
+              <w:t xml:space="preserve"> as a flying service network: applications in emergency response</w:t>
+            </w:r>
+            <w:r>
+              <w:rPr>
+                <w:rFonts w:ascii="Times New Roman" w:eastAsia="华文宋体" w:hAnsi="Times New Roman" w:cs="Times New Roman"/>
+                <w:szCs w:val="20"/>
+              </w:rPr>
+              <w:t>”</w:t>
+            </w:r>
+            <w:r>
+              <w:rPr>
+                <w:rFonts w:ascii="Times New Roman" w:eastAsia="华文宋体" w:hAnsi="Times New Roman" w:cs="Times New Roman" w:hint="eastAsia"/>
+                <w:szCs w:val="20"/>
+              </w:rPr>
+              <w:t xml:space="preserve">. </w:t>
+            </w:r>
+            <w:r>
+              <w:rPr>
+                <w:rFonts w:ascii="Times New Roman" w:eastAsia="华文宋体" w:hAnsi="Times New Roman" w:cs="Times New Roman" w:hint="eastAsia"/>
+                <w:szCs w:val="20"/>
+              </w:rPr>
+              <w:t>Under Review</w:t>
+            </w:r>
+            <w:r>
+              <w:rPr>
+                <w:rFonts w:ascii="Times New Roman" w:eastAsia="华文宋体" w:hAnsi="Times New Roman" w:cs="Times New Roman" w:hint="eastAsia"/>
+                <w:szCs w:val="20"/>
+              </w:rPr>
+              <w:t>.</w:t>
+            </w:r>
+          </w:p>
+          <w:p>
+            <w:pPr>
+              <w:pStyle w:val="a9"/>
+              <w:numPr>
+                <w:ilvl w:val="1"/>
+                <w:numId w:val="1"/>
+              </w:numPr>
+              <w:spacing w:after="0" w:line="240" w:lineRule="auto"/>
+              <w:contextualSpacing w:val="0"/>
+              <w:rPr>
+                <w:rFonts w:ascii="Times New Roman" w:eastAsia="华文宋体" w:hAnsi="Times New Roman" w:cs="Times New Roman"/>
+                <w:szCs w:val="20"/>
+              </w:rPr>
+            </w:pPr>
+            <w:r>
+              <w:rPr>
+                <w:rFonts w:ascii="Times New Roman" w:eastAsia="华文宋体" w:hAnsi="Times New Roman" w:cs="Times New Roman" w:hint="eastAsia"/>
+                <w:b/>
+                <w:szCs w:val="20"/>
+              </w:rPr>
+              <w:t>Lan Peng,</w:t>
+            </w:r>
+            <w:r>
+              <w:rPr>
+                <w:rFonts w:ascii="Times New Roman" w:eastAsia="华文宋体" w:hAnsi="Times New Roman" w:cs="Times New Roman" w:hint="eastAsia"/>
+                <w:bCs/>
+                <w:szCs w:val="20"/>
+              </w:rPr>
+              <w:t xml:space="preserve"> Xueqi Li</w:t>
+            </w:r>
+            <w:r>
+              <w:rPr>
+                <w:rFonts w:ascii="Times New Roman" w:eastAsia="华文宋体" w:hAnsi="Times New Roman" w:cs="Times New Roman" w:hint="eastAsia"/>
+                <w:bCs/>
+                <w:szCs w:val="20"/>
+              </w:rPr>
+              <w:t>#, Lu Zhen*</w:t>
+            </w:r>
+            <w:r>
+              <w:rPr>
+                <w:rFonts w:ascii="Times New Roman" w:eastAsia="华文宋体" w:hAnsi="Times New Roman" w:cs="Times New Roman"/>
+                <w:b/>
+                <w:szCs w:val="20"/>
+              </w:rPr>
+              <w:t xml:space="preserve">. </w:t>
+            </w:r>
+            <w:r>
+              <w:rPr>
+                <w:rFonts w:ascii="Times New Roman" w:eastAsia="华文宋体" w:hAnsi="Times New Roman" w:cs="Times New Roman"/>
+                <w:szCs w:val="20"/>
+              </w:rPr>
+              <w:t>“</w:t>
+            </w:r>
+            <w:r>
+              <w:rPr>
+                <w:rFonts w:ascii="Times New Roman" w:eastAsia="华文宋体" w:hAnsi="Times New Roman" w:cs="Times New Roman" w:hint="eastAsia"/>
+                <w:szCs w:val="20"/>
+              </w:rPr>
+              <w:t>A</w:t>
+            </w:r>
+            <w:r>
+              <w:rPr>
+                <w:rFonts w:ascii="Times New Roman" w:eastAsia="华文宋体" w:hAnsi="Times New Roman" w:cs="Times New Roman"/>
+                <w:szCs w:val="20"/>
+              </w:rPr>
+              <w:t xml:space="preserve"> branch-and-bound approach for the close-enough traveling salesman problem with arbitrary time-dependent neighborhoods</w:t>
+            </w:r>
+            <w:r>
+              <w:rPr>
+                <w:rFonts w:ascii="Times New Roman" w:eastAsia="华文宋体" w:hAnsi="Times New Roman" w:cs="Times New Roman"/>
+                <w:szCs w:val="20"/>
+              </w:rPr>
+              <w:t>”</w:t>
+            </w:r>
+            <w:r>
+              <w:rPr>
+                <w:rFonts w:ascii="Times New Roman" w:eastAsia="华文宋体" w:hAnsi="Times New Roman" w:cs="Times New Roman" w:hint="eastAsia"/>
+                <w:szCs w:val="20"/>
+              </w:rPr>
+              <w:t>.</w:t>
+            </w:r>
+            <w:r>
+              <w:rPr>
+                <w:rFonts w:ascii="Times New Roman" w:eastAsia="华文宋体" w:hAnsi="Times New Roman" w:cs="Times New Roman"/>
                 <w:szCs w:val="20"/>
               </w:rPr>
               <w:t xml:space="preserve"> </w:t>
             </w:r>
             <w:r>
               <w:rPr>
-                <w:rFonts w:ascii="Times New Roman" w:eastAsia="华文宋体" w:hAnsi="Times New Roman" w:cs="Times New Roman"/>
-                <w:szCs w:val="20"/>
-              </w:rPr>
-              <w:t>Burris., Alexander</w:t>
-            </w:r>
-            <w:r>
-              <w:rPr>
-                <w:rFonts w:ascii="Times New Roman" w:eastAsia="华文宋体" w:hAnsi="Times New Roman" w:cs="Times New Roman" w:hint="eastAsia"/>
+                <w:rFonts w:ascii="Times New Roman" w:eastAsia="华文宋体" w:hAnsi="Times New Roman" w:cs="Times New Roman" w:hint="eastAsia"/>
+                <w:szCs w:val="20"/>
+              </w:rPr>
+              <w:t>Under Review</w:t>
+            </w:r>
+            <w:r>
+              <w:rPr>
+                <w:rFonts w:ascii="Times New Roman" w:eastAsia="华文宋体" w:hAnsi="Times New Roman" w:cs="Times New Roman" w:hint="eastAsia"/>
+                <w:szCs w:val="20"/>
+              </w:rPr>
+              <w:t>.</w:t>
+            </w:r>
+            <w:r>
+              <w:rPr>
+                <w:rFonts w:ascii="Times New Roman" w:eastAsia="华文宋体" w:hAnsi="Times New Roman" w:cs="Times New Roman" w:hint="eastAsia"/>
+                <w:b/>
                 <w:szCs w:val="20"/>
               </w:rPr>
               <w:t xml:space="preserve"> </w:t>
             </w:r>
-            <w:r>
-              <w:rPr>
-                <w:rFonts w:ascii="Times New Roman" w:eastAsia="华文宋体" w:hAnsi="Times New Roman" w:cs="Times New Roman"/>
-                <w:szCs w:val="20"/>
-              </w:rPr>
-              <w:t>Nikolaev</w:t>
-            </w:r>
-            <w:r>
-              <w:rPr>
-                <w:rFonts w:ascii="Times New Roman" w:eastAsia="华文宋体" w:hAnsi="Times New Roman" w:cs="Times New Roman" w:hint="eastAsia"/>
-                <w:szCs w:val="20"/>
-              </w:rPr>
-              <w:t>*</w:t>
-            </w:r>
-            <w:r>
-              <w:rPr>
-                <w:rFonts w:ascii="Times New Roman" w:eastAsia="华文宋体" w:hAnsi="Times New Roman" w:cs="Times New Roman"/>
-                <w:szCs w:val="20"/>
-              </w:rPr>
-              <w:t>.,</w:t>
-            </w:r>
-            <w:r>
-              <w:rPr>
-                <w:rFonts w:ascii="Times New Roman" w:eastAsia="华文宋体" w:hAnsi="Times New Roman" w:cs="Times New Roman" w:hint="eastAsia"/>
-                <w:szCs w:val="20"/>
-              </w:rPr>
-              <w:t xml:space="preserve"> </w:t>
-            </w:r>
-            <w:r>
-              <w:rPr>
-                <w:rFonts w:ascii="Times New Roman" w:eastAsia="华文宋体" w:hAnsi="Times New Roman" w:cs="Times New Roman"/>
-                <w:szCs w:val="20"/>
-              </w:rPr>
-              <w:t>Himanshu Paul, and</w:t>
-            </w:r>
-            <w:r>
-              <w:rPr>
-                <w:rFonts w:ascii="Times New Roman" w:eastAsia="华文宋体" w:hAnsi="Times New Roman" w:cs="Times New Roman" w:hint="eastAsia"/>
-                <w:szCs w:val="20"/>
-              </w:rPr>
-              <w:t xml:space="preserve"> </w:t>
-            </w:r>
-            <w:r>
-              <w:rPr>
-                <w:rFonts w:ascii="Times New Roman" w:eastAsia="华文宋体" w:hAnsi="Times New Roman" w:cs="Times New Roman" w:hint="eastAsia"/>
-                <w:b/>
+          </w:p>
+          <w:p>
+            <w:pPr>
+              <w:pStyle w:val="a9"/>
+              <w:numPr>
+                <w:ilvl w:val="1"/>
+                <w:numId w:val="1"/>
+              </w:numPr>
+              <w:spacing w:after="0" w:line="240" w:lineRule="auto"/>
+              <w:contextualSpacing w:val="0"/>
+              <w:rPr>
+                <w:rFonts w:ascii="Times New Roman" w:eastAsia="华文宋体" w:hAnsi="Times New Roman" w:cs="Times New Roman"/>
+                <w:szCs w:val="20"/>
+              </w:rPr>
+            </w:pPr>
+            <w:r>
+              <w:rPr>
+                <w:rFonts w:ascii="Times New Roman" w:eastAsia="华文宋体" w:hAnsi="Times New Roman" w:cs="Times New Roman" w:hint="eastAsia"/>
+                <w:b/>
+                <w:szCs w:val="20"/>
+              </w:rPr>
+              <w:t xml:space="preserve">Lan Peng, </w:t>
+            </w:r>
+            <w:r>
+              <w:rPr>
+                <w:rFonts w:ascii="Times New Roman" w:eastAsia="华文宋体" w:hAnsi="Times New Roman" w:cs="Times New Roman" w:hint="eastAsia"/>
                 <w:bCs/>
                 <w:szCs w:val="20"/>
               </w:rPr>
-              <w:t>Lan</w:t>
-            </w:r>
-            <w:r>
-              <w:rPr>
-                <w:rFonts w:ascii="Times New Roman" w:eastAsia="华文宋体" w:hAnsi="Times New Roman" w:cs="Times New Roman"/>
-                <w:b/>
-                <w:bCs/>
-                <w:szCs w:val="20"/>
-              </w:rPr>
-              <w:t xml:space="preserve"> Peng</w:t>
-            </w:r>
-            <w:r>
-              <w:rPr>
-                <w:rFonts w:ascii="Times New Roman" w:eastAsia="华文宋体" w:hAnsi="Times New Roman" w:cs="Times New Roman"/>
-                <w:szCs w:val="20"/>
-              </w:rPr>
-              <w:t xml:space="preserve">. “Create-Rank-Compete </w:t>
-            </w:r>
-            <w:proofErr w:type="spellStart"/>
-            <w:r>
-              <w:rPr>
-                <w:rFonts w:ascii="Times New Roman" w:eastAsia="华文宋体" w:hAnsi="Times New Roman" w:cs="Times New Roman"/>
-                <w:szCs w:val="20"/>
-              </w:rPr>
-              <w:t>Crowdlearning</w:t>
-            </w:r>
-            <w:proofErr w:type="spellEnd"/>
-            <w:r>
-              <w:rPr>
-                <w:rFonts w:ascii="Times New Roman" w:eastAsia="华文宋体" w:hAnsi="Times New Roman" w:cs="Times New Roman"/>
-                <w:szCs w:val="20"/>
-              </w:rPr>
-              <w:t xml:space="preserve">.” </w:t>
-            </w:r>
-            <w:r>
-              <w:rPr>
-                <w:rFonts w:ascii="Times New Roman" w:eastAsia="华文宋体" w:hAnsi="Times New Roman" w:cs="Times New Roman"/>
-                <w:i/>
-                <w:iCs/>
-                <w:szCs w:val="20"/>
-              </w:rPr>
-              <w:t>Advances in Engineering Education</w:t>
-            </w:r>
-            <w:r>
-              <w:rPr>
-                <w:rFonts w:ascii="Times New Roman" w:eastAsia="华文宋体" w:hAnsi="Times New Roman" w:cs="Times New Roman"/>
-                <w:szCs w:val="20"/>
-              </w:rPr>
-              <w:t xml:space="preserve">, 2023. </w:t>
-            </w:r>
-            <w:r>
-              <w:rPr>
-                <w:rFonts w:ascii="Times New Roman" w:eastAsia="华文宋体" w:hAnsi="Times New Roman" w:cs="Times New Roman" w:hint="eastAsia"/>
-                <w:szCs w:val="20"/>
-              </w:rPr>
-              <w:t>(</w:t>
-            </w:r>
-            <w:r>
-              <w:rPr>
-                <w:rFonts w:ascii="Times New Roman" w:eastAsia="华文宋体" w:hAnsi="Times New Roman" w:cs="Times New Roman" w:hint="eastAsia"/>
-                <w:szCs w:val="20"/>
-              </w:rPr>
-              <w:t>教研论文，美国工程教育学会</w:t>
-            </w:r>
-            <w:r>
-              <w:rPr>
-                <w:rFonts w:ascii="Times New Roman" w:eastAsia="华文宋体" w:hAnsi="Times New Roman" w:cs="Times New Roman"/>
-                <w:szCs w:val="20"/>
-              </w:rPr>
-              <w:t>)</w:t>
+              <w:t>Lu Zhen*</w:t>
+            </w:r>
+            <w:r>
+              <w:rPr>
+                <w:rFonts w:ascii="Times New Roman" w:eastAsia="华文宋体" w:hAnsi="Times New Roman" w:cs="Times New Roman"/>
+                <w:b/>
+                <w:szCs w:val="20"/>
+              </w:rPr>
+              <w:t xml:space="preserve">. </w:t>
+            </w:r>
+            <w:r>
+              <w:rPr>
+                <w:rFonts w:ascii="Times New Roman" w:eastAsia="华文宋体" w:hAnsi="Times New Roman" w:cs="Times New Roman"/>
+                <w:szCs w:val="20"/>
+              </w:rPr>
+              <w:t>“</w:t>
+            </w:r>
+            <w:r>
+              <w:rPr>
+                <w:rFonts w:ascii="Times New Roman" w:eastAsia="华文宋体" w:hAnsi="Times New Roman" w:cs="Times New Roman" w:hint="eastAsia"/>
+                <w:szCs w:val="20"/>
+              </w:rPr>
+              <w:t>On the</w:t>
+            </w:r>
+            <w:r>
+              <w:rPr>
+                <w:rFonts w:ascii="Times New Roman" w:eastAsia="华文宋体" w:hAnsi="Times New Roman" w:cs="Times New Roman"/>
+                <w:szCs w:val="20"/>
+              </w:rPr>
+              <w:t xml:space="preserve"> segment close-enough traveling salesman problem.” </w:t>
+            </w:r>
+            <w:r>
+              <w:rPr>
+                <w:rFonts w:ascii="Times New Roman" w:eastAsia="华文宋体" w:hAnsi="Times New Roman" w:cs="Times New Roman" w:hint="eastAsia"/>
+                <w:szCs w:val="20"/>
+              </w:rPr>
+              <w:t>Under Review</w:t>
+            </w:r>
+            <w:r>
+              <w:rPr>
+                <w:rFonts w:ascii="Times New Roman" w:eastAsia="华文宋体" w:hAnsi="Times New Roman" w:cs="Times New Roman"/>
+                <w:szCs w:val="20"/>
+              </w:rPr>
+              <w:t>.</w:t>
             </w:r>
           </w:p>
           <w:p>
@@ -3076,7 +3169,7 @@
                 <w:rFonts w:ascii="Times New Roman" w:eastAsia="华文宋体" w:hAnsi="Times New Roman" w:cs="Times New Roman" w:hint="eastAsia"/>
                 <w:szCs w:val="20"/>
               </w:rPr>
-              <w:t>期刊在审</w:t>
+              <w:t>修改准备中</w:t>
             </w:r>
           </w:p>
           <w:p>
@@ -3090,49 +3183,38 @@
               <w:contextualSpacing w:val="0"/>
               <w:rPr>
                 <w:rFonts w:ascii="Times New Roman" w:eastAsia="华文宋体" w:hAnsi="Times New Roman" w:cs="Times New Roman"/>
-                <w:szCs w:val="20"/>
-              </w:rPr>
-            </w:pPr>
-            <w:r>
-              <w:rPr>
-                <w:rFonts w:ascii="Times New Roman" w:eastAsia="华文宋体" w:hAnsi="Times New Roman" w:cs="Times New Roman" w:hint="eastAsia"/>
-                <w:szCs w:val="20"/>
-              </w:rPr>
-              <w:t xml:space="preserve">Weiwei Cui, </w:t>
-            </w:r>
-            <w:r>
-              <w:rPr>
-                <w:rFonts w:ascii="Times New Roman" w:eastAsia="华文宋体" w:hAnsi="Times New Roman" w:cs="Times New Roman" w:hint="eastAsia"/>
-                <w:szCs w:val="20"/>
-              </w:rPr>
-              <w:t>Tianyi Zhang</w:t>
-            </w:r>
-            <w:r>
-              <w:rPr>
-                <w:rFonts w:ascii="Times New Roman" w:eastAsia="华文宋体" w:hAnsi="Times New Roman" w:cs="Times New Roman" w:hint="eastAsia"/>
-                <w:szCs w:val="20"/>
-              </w:rPr>
-              <w:t xml:space="preserve">, </w:t>
-            </w:r>
-            <w:r>
-              <w:rPr>
-                <w:rFonts w:ascii="Times New Roman" w:eastAsia="华文宋体" w:hAnsi="Times New Roman" w:cs="Times New Roman" w:hint="eastAsia"/>
-                <w:b/>
                 <w:bCs/>
                 <w:szCs w:val="20"/>
               </w:rPr>
-              <w:t>Lan Peng*</w:t>
-            </w:r>
-            <w:r>
-              <w:rPr>
-                <w:rFonts w:ascii="Times New Roman" w:eastAsia="华文宋体" w:hAnsi="Times New Roman" w:cs="Times New Roman" w:hint="eastAsia"/>
-                <w:szCs w:val="20"/>
-              </w:rPr>
-              <w:t xml:space="preserve">. </w:t>
-            </w:r>
-            <w:r>
-              <w:rPr>
-                <w:rFonts w:ascii="Times New Roman" w:eastAsia="华文宋体" w:hAnsi="Times New Roman" w:cs="Times New Roman"/>
+            </w:pPr>
+            <w:r>
+              <w:rPr>
+                <w:rFonts w:ascii="Times New Roman" w:eastAsia="华文宋体" w:hAnsi="Times New Roman" w:cs="Times New Roman" w:hint="eastAsia"/>
+                <w:bCs/>
+                <w:szCs w:val="20"/>
+              </w:rPr>
+              <w:t xml:space="preserve">Weiwei Cui, Miaomiao Zou, </w:t>
+            </w:r>
+            <w:r>
+              <w:rPr>
+                <w:rFonts w:ascii="Times New Roman" w:eastAsia="华文宋体" w:hAnsi="Times New Roman" w:cs="Times New Roman" w:hint="eastAsia"/>
+                <w:b/>
+                <w:szCs w:val="20"/>
+              </w:rPr>
+              <w:t>Lan Peng*.</w:t>
+            </w:r>
+            <w:r>
+              <w:rPr>
+                <w:rFonts w:ascii="Times New Roman" w:eastAsia="华文宋体" w:hAnsi="Times New Roman" w:cs="Times New Roman" w:hint="eastAsia"/>
+                <w:bCs/>
+                <w:szCs w:val="20"/>
+              </w:rPr>
+              <w:t xml:space="preserve"> </w:t>
+            </w:r>
+            <w:r>
+              <w:rPr>
+                <w:rFonts w:ascii="Times New Roman" w:eastAsia="华文宋体" w:hAnsi="Times New Roman" w:cs="Times New Roman"/>
+                <w:bCs/>
                 <w:szCs w:val="20"/>
               </w:rPr>
               <w:t>“</w:t>
@@ -3140,34 +3222,15 @@
             <w:r>
               <w:rPr>
                 <w:rFonts w:ascii="Times New Roman" w:eastAsia="华文宋体" w:hAnsi="Times New Roman" w:cs="Times New Roman" w:hint="eastAsia"/>
-                <w:szCs w:val="20"/>
-              </w:rPr>
-              <w:t>D</w:t>
-            </w:r>
-            <w:r>
-              <w:rPr>
-                <w:rFonts w:ascii="Times New Roman" w:eastAsia="华文宋体" w:hAnsi="Times New Roman" w:cs="Times New Roman"/>
-                <w:szCs w:val="20"/>
-              </w:rPr>
-              <w:t xml:space="preserve">eploying communication and relay </w:t>
-            </w:r>
-            <w:r>
-              <w:rPr>
-                <w:rFonts w:ascii="Times New Roman" w:eastAsia="华文宋体" w:hAnsi="Times New Roman" w:cs="Times New Roman" w:hint="eastAsia"/>
-                <w:szCs w:val="20"/>
-              </w:rPr>
-              <w:t>UAVs</w:t>
-            </w:r>
-            <w:r>
-              <w:rPr>
-                <w:rFonts w:ascii="Times New Roman" w:eastAsia="华文宋体" w:hAnsi="Times New Roman" w:cs="Times New Roman"/>
-                <w:szCs w:val="20"/>
-              </w:rPr>
-              <w:t xml:space="preserve"> as a flying service network: applications in emergency response</w:t>
-            </w:r>
-            <w:r>
-              <w:rPr>
-                <w:rFonts w:ascii="Times New Roman" w:eastAsia="华文宋体" w:hAnsi="Times New Roman" w:cs="Times New Roman"/>
+                <w:bCs/>
+                <w:szCs w:val="20"/>
+              </w:rPr>
+              <w:t>The close-enough orienteering problem with service time</w:t>
+            </w:r>
+            <w:r>
+              <w:rPr>
+                <w:rFonts w:ascii="Times New Roman" w:eastAsia="华文宋体" w:hAnsi="Times New Roman" w:cs="Times New Roman"/>
+                <w:bCs/>
                 <w:szCs w:val="20"/>
               </w:rPr>
               <w:t>”</w:t>
@@ -3175,23 +3238,10 @@
             <w:r>
               <w:rPr>
                 <w:rFonts w:ascii="Times New Roman" w:eastAsia="华文宋体" w:hAnsi="Times New Roman" w:cs="Times New Roman" w:hint="eastAsia"/>
-                <w:szCs w:val="20"/>
-              </w:rPr>
-              <w:t xml:space="preserve">. </w:t>
-            </w:r>
-            <w:r>
-              <w:rPr>
-                <w:rFonts w:ascii="Times New Roman" w:eastAsia="华文宋体" w:hAnsi="Times New Roman" w:cs="Times New Roman" w:hint="eastAsia"/>
-                <w:szCs w:val="20"/>
-              </w:rPr>
-              <w:t>Submitted</w:t>
-            </w:r>
-            <w:r>
-              <w:rPr>
-                <w:rFonts w:ascii="Times New Roman" w:eastAsia="华文宋体" w:hAnsi="Times New Roman" w:cs="Times New Roman" w:hint="eastAsia"/>
-                <w:szCs w:val="20"/>
-              </w:rPr>
-              <w:t>.</w:t>
+                <w:bCs/>
+                <w:szCs w:val="20"/>
+              </w:rPr>
+              <w:t xml:space="preserve"> Working Paper</w:t>
             </w:r>
           </w:p>
           <w:p>
@@ -3214,7 +3264,15 @@
                 <w:b/>
                 <w:szCs w:val="20"/>
               </w:rPr>
-              <w:t>Lan Peng,</w:t>
+              <w:t>Lan Peng</w:t>
+            </w:r>
+            <w:r>
+              <w:rPr>
+                <w:rFonts w:ascii="Times New Roman" w:eastAsia="华文宋体" w:hAnsi="Times New Roman" w:cs="Times New Roman" w:hint="eastAsia"/>
+                <w:b/>
+                <w:szCs w:val="20"/>
+              </w:rPr>
+              <w:t>,</w:t>
             </w:r>
             <w:r>
               <w:rPr>
@@ -3224,23 +3282,21 @@
               </w:rPr>
               <w:t xml:space="preserve"> </w:t>
             </w:r>
-            <w:proofErr w:type="spellStart"/>
             <w:r>
               <w:rPr>
                 <w:rFonts w:ascii="Times New Roman" w:eastAsia="华文宋体" w:hAnsi="Times New Roman" w:cs="Times New Roman" w:hint="eastAsia"/>
                 <w:bCs/>
                 <w:szCs w:val="20"/>
               </w:rPr>
-              <w:t>Xueqi</w:t>
-            </w:r>
-            <w:proofErr w:type="spellEnd"/>
+              <w:t>Xueqi Li</w:t>
+            </w:r>
             <w:r>
               <w:rPr>
                 <w:rFonts w:ascii="Times New Roman" w:eastAsia="华文宋体" w:hAnsi="Times New Roman" w:cs="Times New Roman" w:hint="eastAsia"/>
                 <w:bCs/>
                 <w:szCs w:val="20"/>
               </w:rPr>
-              <w:t xml:space="preserve"> Li</w:t>
+              <w:t>#</w:t>
             </w:r>
             <w:r>
               <w:rPr>
@@ -3248,7 +3304,7 @@
                 <w:bCs/>
                 <w:szCs w:val="20"/>
               </w:rPr>
-              <w:t>#</w:t>
+              <w:t>, Xinwei Wang</w:t>
             </w:r>
             <w:r>
               <w:rPr>
@@ -3256,7 +3312,7 @@
                 <w:bCs/>
                 <w:szCs w:val="20"/>
               </w:rPr>
-              <w:t>, Lu Zhen*</w:t>
+              <w:t>*</w:t>
             </w:r>
             <w:r>
               <w:rPr>
@@ -3275,21 +3331,77 @@
             </w:r>
             <w:r>
               <w:rPr>
-                <w:rFonts w:ascii="Times New Roman" w:eastAsia="华文宋体" w:hAnsi="Times New Roman" w:cs="Times New Roman" w:hint="eastAsia"/>
-                <w:szCs w:val="20"/>
-              </w:rPr>
-              <w:t>A</w:t>
-            </w:r>
-            <w:r>
-              <w:rPr>
-                <w:rFonts w:ascii="Times New Roman" w:eastAsia="华文宋体" w:hAnsi="Times New Roman" w:cs="Times New Roman"/>
-                <w:szCs w:val="20"/>
-              </w:rPr>
-              <w:t xml:space="preserve"> branch-and-bound approach for the close-enough traveling salesman problem with arbitrary time-dependent neighborhoods</w:t>
-            </w:r>
-            <w:r>
-              <w:rPr>
-                <w:rFonts w:ascii="Times New Roman" w:eastAsia="华文宋体" w:hAnsi="Times New Roman" w:cs="Times New Roman"/>
+                <w:rFonts w:ascii="Times New Roman" w:eastAsia="华文宋体" w:hAnsi="Times New Roman" w:cs="Times New Roman"/>
+                <w:szCs w:val="20"/>
+              </w:rPr>
+              <w:t>On the dynamic time-dependent neighborhood close-enough traveling salesman problem</w:t>
+            </w:r>
+            <w:r>
+              <w:rPr>
+                <w:rFonts w:ascii="Times New Roman" w:eastAsia="华文宋体" w:hAnsi="Times New Roman" w:cs="Times New Roman"/>
+                <w:szCs w:val="20"/>
+              </w:rPr>
+              <w:t xml:space="preserve">” </w:t>
+            </w:r>
+            <w:r>
+              <w:rPr>
+                <w:rFonts w:ascii="Times New Roman" w:eastAsia="华文宋体" w:hAnsi="Times New Roman" w:cs="Times New Roman" w:hint="eastAsia"/>
+                <w:szCs w:val="20"/>
+              </w:rPr>
+              <w:t>Working Paper.</w:t>
+            </w:r>
+          </w:p>
+          <w:p>
+            <w:pPr>
+              <w:pStyle w:val="a9"/>
+              <w:numPr>
+                <w:ilvl w:val="1"/>
+                <w:numId w:val="1"/>
+              </w:numPr>
+              <w:spacing w:after="0" w:line="240" w:lineRule="auto"/>
+              <w:contextualSpacing w:val="0"/>
+              <w:rPr>
+                <w:rFonts w:ascii="Times New Roman" w:eastAsia="华文宋体" w:hAnsi="Times New Roman" w:cs="Times New Roman"/>
+                <w:bCs/>
+                <w:szCs w:val="20"/>
+              </w:rPr>
+            </w:pPr>
+            <w:r>
+              <w:rPr>
+                <w:rFonts w:ascii="Times New Roman" w:eastAsia="华文宋体" w:hAnsi="Times New Roman" w:cs="Times New Roman" w:hint="eastAsia"/>
+                <w:b/>
+                <w:szCs w:val="20"/>
+              </w:rPr>
+              <w:t>Lan Peng</w:t>
+            </w:r>
+            <w:r>
+              <w:rPr>
+                <w:rFonts w:ascii="Times New Roman" w:eastAsia="华文宋体" w:hAnsi="Times New Roman" w:cs="Times New Roman" w:hint="eastAsia"/>
+                <w:bCs/>
+                <w:szCs w:val="20"/>
+              </w:rPr>
+              <w:t xml:space="preserve">, Jiale Chen#, Weiwei Cui*. </w:t>
+            </w:r>
+            <w:r>
+              <w:rPr>
+                <w:rFonts w:ascii="Times New Roman" w:eastAsia="华文宋体" w:hAnsi="Times New Roman" w:cs="Times New Roman"/>
+                <w:bCs/>
+                <w:szCs w:val="20"/>
+              </w:rPr>
+              <w:t>“</w:t>
+            </w:r>
+            <w:r>
+              <w:rPr>
+                <w:rFonts w:ascii="Times New Roman" w:eastAsia="华文宋体" w:hAnsi="Times New Roman" w:cs="Times New Roman" w:hint="eastAsia"/>
+                <w:bCs/>
+                <w:szCs w:val="20"/>
+              </w:rPr>
+              <w:t>On the traveling bi-salesman problem.</w:t>
+            </w:r>
+            <w:r>
+              <w:rPr>
+                <w:rFonts w:ascii="Times New Roman" w:eastAsia="华文宋体" w:hAnsi="Times New Roman" w:cs="Times New Roman"/>
+                <w:bCs/>
                 <w:szCs w:val="20"/>
               </w:rPr>
               <w:t>”</w:t>
@@ -3297,30 +3409,90 @@
             <w:r>
               <w:rPr>
                 <w:rFonts w:ascii="Times New Roman" w:eastAsia="华文宋体" w:hAnsi="Times New Roman" w:cs="Times New Roman" w:hint="eastAsia"/>
-                <w:szCs w:val="20"/>
-              </w:rPr>
-              <w:t>.</w:t>
-            </w:r>
-            <w:r>
-              <w:rPr>
-                <w:rFonts w:ascii="Times New Roman" w:eastAsia="华文宋体" w:hAnsi="Times New Roman" w:cs="Times New Roman"/>
-                <w:szCs w:val="20"/>
-              </w:rPr>
-              <w:t xml:space="preserve"> </w:t>
-            </w:r>
-            <w:r>
-              <w:rPr>
-                <w:rFonts w:ascii="Times New Roman" w:eastAsia="华文宋体" w:hAnsi="Times New Roman" w:cs="Times New Roman" w:hint="eastAsia"/>
-                <w:szCs w:val="20"/>
-              </w:rPr>
-              <w:t>Submitted</w:t>
-            </w:r>
-            <w:r>
-              <w:rPr>
-                <w:rFonts w:ascii="Times New Roman" w:eastAsia="华文宋体" w:hAnsi="Times New Roman" w:cs="Times New Roman" w:hint="eastAsia"/>
-                <w:szCs w:val="20"/>
-              </w:rPr>
-              <w:t>.</w:t>
+                <w:bCs/>
+                <w:szCs w:val="20"/>
+              </w:rPr>
+              <w:t xml:space="preserve"> Working Paper.</w:t>
+            </w:r>
+          </w:p>
+          <w:p>
+            <w:pPr>
+              <w:pStyle w:val="a9"/>
+              <w:numPr>
+                <w:ilvl w:val="1"/>
+                <w:numId w:val="1"/>
+              </w:numPr>
+              <w:spacing w:after="0" w:line="240" w:lineRule="auto"/>
+              <w:contextualSpacing w:val="0"/>
+              <w:rPr>
+                <w:rFonts w:ascii="Times New Roman" w:eastAsia="华文宋体" w:hAnsi="Times New Roman" w:cs="Times New Roman"/>
+                <w:szCs w:val="20"/>
+              </w:rPr>
+            </w:pPr>
+            <w:r>
+              <w:rPr>
+                <w:rFonts w:ascii="Times New Roman" w:eastAsia="华文宋体" w:hAnsi="Times New Roman" w:cs="Times New Roman" w:hint="eastAsia"/>
+                <w:szCs w:val="20"/>
+              </w:rPr>
+              <w:t xml:space="preserve">Bochen Wang, </w:t>
+            </w:r>
+            <w:r>
+              <w:rPr>
+                <w:rFonts w:ascii="Times New Roman" w:eastAsia="华文宋体" w:hAnsi="Times New Roman" w:cs="Times New Roman" w:hint="eastAsia"/>
+                <w:b/>
+                <w:bCs/>
+                <w:szCs w:val="20"/>
+              </w:rPr>
+              <w:t>Lan Peng</w:t>
+            </w:r>
+            <w:r>
+              <w:rPr>
+                <w:rFonts w:ascii="Times New Roman" w:eastAsia="华文宋体" w:hAnsi="Times New Roman" w:cs="Times New Roman" w:hint="eastAsia"/>
+                <w:szCs w:val="20"/>
+              </w:rPr>
+              <w:t xml:space="preserve">*. </w:t>
+            </w:r>
+            <w:r>
+              <w:rPr>
+                <w:rFonts w:ascii="Times New Roman" w:eastAsia="华文宋体" w:hAnsi="Times New Roman" w:cs="Times New Roman"/>
+                <w:szCs w:val="20"/>
+              </w:rPr>
+              <w:t>“</w:t>
+            </w:r>
+            <w:r>
+              <w:rPr>
+                <w:rFonts w:ascii="Times New Roman" w:eastAsia="华文宋体" w:hAnsi="Times New Roman" w:cs="Times New Roman" w:hint="eastAsia"/>
+                <w:szCs w:val="20"/>
+              </w:rPr>
+              <w:t xml:space="preserve">The generalized close-enough </w:t>
+            </w:r>
+            <w:r>
+              <w:rPr>
+                <w:rFonts w:ascii="Times New Roman" w:eastAsia="华文宋体" w:hAnsi="Times New Roman" w:cs="Times New Roman" w:hint="eastAsia"/>
+                <w:szCs w:val="20"/>
+              </w:rPr>
+              <w:t xml:space="preserve">(team) </w:t>
+            </w:r>
+            <w:r>
+              <w:rPr>
+                <w:rFonts w:ascii="Times New Roman" w:eastAsia="华文宋体" w:hAnsi="Times New Roman" w:cs="Times New Roman" w:hint="eastAsia"/>
+                <w:szCs w:val="20"/>
+              </w:rPr>
+              <w:t>orienteering problem</w:t>
+            </w:r>
+            <w:r>
+              <w:rPr>
+                <w:rFonts w:ascii="Times New Roman" w:eastAsia="华文宋体" w:hAnsi="Times New Roman" w:cs="Times New Roman"/>
+                <w:szCs w:val="20"/>
+              </w:rPr>
+              <w:t>”</w:t>
+            </w:r>
+            <w:r>
+              <w:rPr>
+                <w:rFonts w:ascii="Times New Roman" w:eastAsia="华文宋体" w:hAnsi="Times New Roman" w:cs="Times New Roman" w:hint="eastAsia"/>
+                <w:szCs w:val="20"/>
+              </w:rPr>
+              <w:t xml:space="preserve"> Working Paper.</w:t>
             </w:r>
           </w:p>
           <w:p>
@@ -3339,10 +3511,10 @@
             </w:pPr>
             <w:r>
               <w:rPr>
-                <w:rFonts w:ascii="Times New Roman" w:eastAsia="华文宋体" w:hAnsi="Times New Roman" w:cs="Times New Roman" w:hint="eastAsia"/>
-                <w:szCs w:val="20"/>
-              </w:rPr>
-              <w:t>修改准备中</w:t>
+                <w:rFonts w:ascii="Times New Roman" w:eastAsia="华文宋体" w:hAnsi="Times New Roman" w:cs="Times New Roman"/>
+                <w:szCs w:val="20"/>
+              </w:rPr>
+              <w:t>会议论文</w:t>
             </w:r>
           </w:p>
           <w:p>
@@ -3369,56 +3541,52 @@
             </w:r>
             <w:r>
               <w:rPr>
-                <w:rFonts w:ascii="Times New Roman" w:eastAsia="华文宋体" w:hAnsi="Times New Roman" w:cs="Times New Roman" w:hint="eastAsia"/>
-                <w:b/>
-                <w:szCs w:val="20"/>
-              </w:rPr>
-              <w:t>,</w:t>
-            </w:r>
-            <w:r>
-              <w:rPr>
-                <w:rFonts w:ascii="Times New Roman" w:eastAsia="华文宋体" w:hAnsi="Times New Roman" w:cs="Times New Roman" w:hint="eastAsia"/>
-                <w:b/>
-                <w:szCs w:val="20"/>
-              </w:rPr>
-              <w:t xml:space="preserve"> </w:t>
-            </w:r>
-            <w:r>
-              <w:rPr>
-                <w:rFonts w:ascii="Times New Roman" w:eastAsia="华文宋体" w:hAnsi="Times New Roman" w:cs="Times New Roman" w:hint="eastAsia"/>
-                <w:bCs/>
-                <w:szCs w:val="20"/>
-              </w:rPr>
-              <w:t>Lu Zhen*</w:t>
-            </w:r>
-            <w:r>
-              <w:rPr>
-                <w:rFonts w:ascii="Times New Roman" w:eastAsia="华文宋体" w:hAnsi="Times New Roman" w:cs="Times New Roman"/>
-                <w:b/>
-                <w:szCs w:val="20"/>
-              </w:rPr>
-              <w:t xml:space="preserve">. </w:t>
-            </w:r>
-            <w:r>
-              <w:rPr>
-                <w:rFonts w:ascii="Times New Roman" w:eastAsia="华文宋体" w:hAnsi="Times New Roman" w:cs="Times New Roman"/>
-                <w:szCs w:val="20"/>
-              </w:rPr>
-              <w:t xml:space="preserve">“An exact method for solving segment close-enough traveling salesman problem.” </w:t>
-            </w:r>
-            <w:r>
-              <w:rPr>
-                <w:rFonts w:ascii="Times New Roman" w:eastAsia="华文宋体" w:hAnsi="Times New Roman" w:cs="Times New Roman" w:hint="eastAsia"/>
-                <w:szCs w:val="20"/>
-              </w:rPr>
-              <w:t>Preparing for resubmit</w:t>
-            </w:r>
-            <w:r>
-              <w:rPr>
-                <w:rFonts w:ascii="Times New Roman" w:eastAsia="华文宋体" w:hAnsi="Times New Roman" w:cs="Times New Roman"/>
-                <w:szCs w:val="20"/>
-              </w:rPr>
-              <w:t>.</w:t>
+                <w:rFonts w:ascii="Times New Roman" w:eastAsia="华文宋体" w:hAnsi="Times New Roman" w:cs="Times New Roman"/>
+                <w:szCs w:val="20"/>
+              </w:rPr>
+              <w:t xml:space="preserve">, </w:t>
+            </w:r>
+            <w:r>
+              <w:rPr>
+                <w:rFonts w:ascii="Times New Roman" w:eastAsia="华文宋体" w:hAnsi="Times New Roman" w:cs="Times New Roman" w:hint="eastAsia"/>
+                <w:szCs w:val="20"/>
+              </w:rPr>
+              <w:t>Li</w:t>
+            </w:r>
+            <w:r>
+              <w:rPr>
+                <w:rFonts w:ascii="Times New Roman" w:eastAsia="华文宋体" w:hAnsi="Times New Roman" w:cs="Times New Roman"/>
+                <w:szCs w:val="20"/>
+              </w:rPr>
+              <w:t>n</w:t>
+            </w:r>
+            <w:r>
+              <w:rPr>
+                <w:rFonts w:ascii="Times New Roman" w:eastAsia="华文宋体" w:hAnsi="Times New Roman" w:cs="Times New Roman" w:hint="eastAsia"/>
+                <w:szCs w:val="20"/>
+              </w:rPr>
+              <w:t xml:space="preserve"> Ma</w:t>
+            </w:r>
+            <w:r>
+              <w:rPr>
+                <w:rFonts w:ascii="Times New Roman" w:eastAsia="华文宋体" w:hAnsi="Times New Roman" w:cs="Times New Roman"/>
+                <w:szCs w:val="20"/>
+              </w:rPr>
+              <w:t>†., and Naichao</w:t>
+            </w:r>
+            <w:r>
+              <w:rPr>
+                <w:rFonts w:ascii="Times New Roman" w:eastAsia="华文宋体" w:hAnsi="Times New Roman" w:cs="Times New Roman" w:hint="eastAsia"/>
+                <w:szCs w:val="20"/>
+              </w:rPr>
+              <w:t xml:space="preserve"> Wang</w:t>
+            </w:r>
+            <w:r>
+              <w:rPr>
+                <w:rFonts w:ascii="Times New Roman" w:eastAsia="华文宋体" w:hAnsi="Times New Roman" w:cs="Times New Roman"/>
+                <w:szCs w:val="20"/>
+              </w:rPr>
+              <w:t xml:space="preserve">. “A fleet-level selective maintenance model for long-distance highway transportation considering stochastic repair quality.” 2017 2nd International Conference on System Reliability and Safety (ICSRS) (EI) . Milan, Italy. 2017. </w:t>
             </w:r>
           </w:p>
           <w:p>
@@ -3432,48 +3600,27 @@
               <w:contextualSpacing w:val="0"/>
               <w:rPr>
                 <w:rFonts w:ascii="Times New Roman" w:eastAsia="华文宋体" w:hAnsi="Times New Roman" w:cs="Times New Roman"/>
-                <w:bCs/>
-                <w:szCs w:val="20"/>
-              </w:rPr>
-            </w:pPr>
-            <w:r>
-              <w:rPr>
-                <w:rFonts w:ascii="Times New Roman" w:eastAsia="华文宋体" w:hAnsi="Times New Roman" w:cs="Times New Roman" w:hint="eastAsia"/>
-                <w:bCs/>
-                <w:szCs w:val="20"/>
-              </w:rPr>
-              <w:t xml:space="preserve">Weiwei Cui, </w:t>
-            </w:r>
-            <w:proofErr w:type="spellStart"/>
-            <w:r>
-              <w:rPr>
-                <w:rFonts w:ascii="Times New Roman" w:eastAsia="华文宋体" w:hAnsi="Times New Roman" w:cs="Times New Roman" w:hint="eastAsia"/>
-                <w:bCs/>
-                <w:szCs w:val="20"/>
-              </w:rPr>
-              <w:t>Miaomiao</w:t>
-            </w:r>
-            <w:proofErr w:type="spellEnd"/>
-            <w:r>
-              <w:rPr>
-                <w:rFonts w:ascii="Times New Roman" w:eastAsia="华文宋体" w:hAnsi="Times New Roman" w:cs="Times New Roman" w:hint="eastAsia"/>
-                <w:bCs/>
-                <w:szCs w:val="20"/>
-              </w:rPr>
-              <w:t xml:space="preserve"> Zou, </w:t>
-            </w:r>
-            <w:r>
-              <w:rPr>
-                <w:rFonts w:ascii="Times New Roman" w:eastAsia="华文宋体" w:hAnsi="Times New Roman" w:cs="Times New Roman" w:hint="eastAsia"/>
-                <w:b/>
-                <w:szCs w:val="20"/>
-              </w:rPr>
-              <w:t>Lan Peng*.</w:t>
-            </w:r>
-            <w:r>
-              <w:rPr>
-                <w:rFonts w:ascii="Times New Roman" w:eastAsia="华文宋体" w:hAnsi="Times New Roman" w:cs="Times New Roman" w:hint="eastAsia"/>
-                <w:bCs/>
+                <w:szCs w:val="20"/>
+              </w:rPr>
+            </w:pPr>
+            <w:r>
+              <w:rPr>
+                <w:rFonts w:ascii="Times New Roman" w:eastAsia="华文宋体" w:hAnsi="Times New Roman" w:cs="Times New Roman" w:hint="eastAsia"/>
+                <w:b/>
+                <w:szCs w:val="20"/>
+              </w:rPr>
+              <w:t>Lan Peng</w:t>
+            </w:r>
+            <w:r>
+              <w:rPr>
+                <w:rFonts w:ascii="Times New Roman" w:eastAsia="华文宋体" w:hAnsi="Times New Roman" w:cs="Times New Roman"/>
+                <w:szCs w:val="20"/>
+              </w:rPr>
+              <w:t>,</w:t>
+            </w:r>
+            <w:r>
+              <w:rPr>
+                <w:rFonts w:ascii="Times New Roman" w:eastAsia="华文宋体" w:hAnsi="Times New Roman" w:cs="Times New Roman" w:hint="eastAsia"/>
                 <w:szCs w:val="20"/>
               </w:rPr>
               <w:t xml:space="preserve"> </w:t>
@@ -3481,485 +3628,51 @@
             <w:r>
               <w:rPr>
                 <w:rFonts w:ascii="Times New Roman" w:eastAsia="华文宋体" w:hAnsi="Times New Roman" w:cs="Times New Roman"/>
-                <w:bCs/>
-                <w:szCs w:val="20"/>
-              </w:rPr>
-              <w:t>“</w:t>
-            </w:r>
-            <w:r>
-              <w:rPr>
-                <w:rFonts w:ascii="Times New Roman" w:eastAsia="华文宋体" w:hAnsi="Times New Roman" w:cs="Times New Roman" w:hint="eastAsia"/>
-                <w:bCs/>
-                <w:szCs w:val="20"/>
-              </w:rPr>
-              <w:t>The close-enough orienteering problem with service time</w:t>
-            </w:r>
-            <w:r>
-              <w:rPr>
-                <w:rFonts w:ascii="Times New Roman" w:eastAsia="华文宋体" w:hAnsi="Times New Roman" w:cs="Times New Roman"/>
-                <w:bCs/>
-                <w:szCs w:val="20"/>
-              </w:rPr>
-              <w:t>”</w:t>
-            </w:r>
-            <w:r>
-              <w:rPr>
-                <w:rFonts w:ascii="Times New Roman" w:eastAsia="华文宋体" w:hAnsi="Times New Roman" w:cs="Times New Roman" w:hint="eastAsia"/>
-                <w:bCs/>
-                <w:szCs w:val="20"/>
-              </w:rPr>
-              <w:t xml:space="preserve"> Working Paper</w:t>
-            </w:r>
-          </w:p>
-          <w:p>
-            <w:pPr>
-              <w:pStyle w:val="a9"/>
-              <w:numPr>
-                <w:ilvl w:val="1"/>
-                <w:numId w:val="1"/>
-              </w:numPr>
-              <w:spacing w:after="0" w:line="240" w:lineRule="auto"/>
-              <w:contextualSpacing w:val="0"/>
-              <w:rPr>
-                <w:rFonts w:ascii="Times New Roman" w:eastAsia="华文宋体" w:hAnsi="Times New Roman" w:cs="Times New Roman"/>
-                <w:szCs w:val="20"/>
-              </w:rPr>
-            </w:pPr>
-            <w:r>
-              <w:rPr>
-                <w:rFonts w:ascii="Times New Roman" w:eastAsia="华文宋体" w:hAnsi="Times New Roman" w:cs="Times New Roman" w:hint="eastAsia"/>
-                <w:b/>
-                <w:szCs w:val="20"/>
-              </w:rPr>
-              <w:t>Lan Peng</w:t>
-            </w:r>
-            <w:r>
-              <w:rPr>
-                <w:rFonts w:ascii="Times New Roman" w:eastAsia="华文宋体" w:hAnsi="Times New Roman" w:cs="Times New Roman" w:hint="eastAsia"/>
-                <w:b/>
-                <w:szCs w:val="20"/>
-              </w:rPr>
-              <w:t>,</w:t>
-            </w:r>
-            <w:r>
-              <w:rPr>
-                <w:rFonts w:ascii="Times New Roman" w:eastAsia="华文宋体" w:hAnsi="Times New Roman" w:cs="Times New Roman" w:hint="eastAsia"/>
-                <w:bCs/>
-                <w:szCs w:val="20"/>
-              </w:rPr>
-              <w:t xml:space="preserve"> </w:t>
-            </w:r>
-            <w:proofErr w:type="spellStart"/>
-            <w:r>
-              <w:rPr>
-                <w:rFonts w:ascii="Times New Roman" w:eastAsia="华文宋体" w:hAnsi="Times New Roman" w:cs="Times New Roman" w:hint="eastAsia"/>
-                <w:bCs/>
-                <w:szCs w:val="20"/>
-              </w:rPr>
-              <w:t>Xueqi</w:t>
-            </w:r>
-            <w:proofErr w:type="spellEnd"/>
-            <w:r>
-              <w:rPr>
-                <w:rFonts w:ascii="Times New Roman" w:eastAsia="华文宋体" w:hAnsi="Times New Roman" w:cs="Times New Roman" w:hint="eastAsia"/>
-                <w:bCs/>
-                <w:szCs w:val="20"/>
-              </w:rPr>
-              <w:t xml:space="preserve"> Li</w:t>
-            </w:r>
-            <w:r>
-              <w:rPr>
-                <w:rFonts w:ascii="Times New Roman" w:eastAsia="华文宋体" w:hAnsi="Times New Roman" w:cs="Times New Roman" w:hint="eastAsia"/>
-                <w:bCs/>
-                <w:szCs w:val="20"/>
-              </w:rPr>
-              <w:t>#</w:t>
-            </w:r>
-            <w:r>
-              <w:rPr>
-                <w:rFonts w:ascii="Times New Roman" w:eastAsia="华文宋体" w:hAnsi="Times New Roman" w:cs="Times New Roman" w:hint="eastAsia"/>
-                <w:bCs/>
-                <w:szCs w:val="20"/>
-              </w:rPr>
-              <w:t xml:space="preserve">, </w:t>
-            </w:r>
-            <w:proofErr w:type="spellStart"/>
-            <w:r>
-              <w:rPr>
-                <w:rFonts w:ascii="Times New Roman" w:eastAsia="华文宋体" w:hAnsi="Times New Roman" w:cs="Times New Roman" w:hint="eastAsia"/>
-                <w:bCs/>
-                <w:szCs w:val="20"/>
-              </w:rPr>
-              <w:t>Xinwei</w:t>
-            </w:r>
-            <w:proofErr w:type="spellEnd"/>
-            <w:r>
-              <w:rPr>
-                <w:rFonts w:ascii="Times New Roman" w:eastAsia="华文宋体" w:hAnsi="Times New Roman" w:cs="Times New Roman" w:hint="eastAsia"/>
-                <w:bCs/>
+                <w:szCs w:val="20"/>
+              </w:rPr>
+              <w:t>Baocheng</w:t>
+            </w:r>
+            <w:r>
+              <w:rPr>
+                <w:rFonts w:ascii="Times New Roman" w:eastAsia="华文宋体" w:hAnsi="Times New Roman" w:cs="Times New Roman" w:hint="eastAsia"/>
+                <w:szCs w:val="20"/>
+              </w:rPr>
+              <w:t xml:space="preserve"> Liu</w:t>
+            </w:r>
+            <w:r>
+              <w:rPr>
+                <w:rFonts w:ascii="Times New Roman" w:eastAsia="华文宋体" w:hAnsi="Times New Roman" w:cs="Times New Roman"/>
+                <w:szCs w:val="20"/>
+              </w:rPr>
+              <w:t>., Lin</w:t>
+            </w:r>
+            <w:r>
+              <w:rPr>
+                <w:rFonts w:ascii="Times New Roman" w:eastAsia="华文宋体" w:hAnsi="Times New Roman" w:cs="Times New Roman" w:hint="eastAsia"/>
+                <w:szCs w:val="20"/>
+              </w:rPr>
+              <w:t xml:space="preserve"> Ma</w:t>
+            </w:r>
+            <w:r>
+              <w:rPr>
+                <w:rFonts w:ascii="Times New Roman" w:eastAsia="华文宋体" w:hAnsi="Times New Roman" w:cs="Times New Roman"/>
+                <w:szCs w:val="20"/>
+              </w:rPr>
+              <w:t>†., Naichao</w:t>
+            </w:r>
+            <w:r>
+              <w:rPr>
+                <w:rFonts w:ascii="Times New Roman" w:eastAsia="华文宋体" w:hAnsi="Times New Roman" w:cs="Times New Roman" w:hint="eastAsia"/>
                 <w:szCs w:val="20"/>
               </w:rPr>
               <w:t xml:space="preserve"> Wang</w:t>
             </w:r>
             <w:r>
               <w:rPr>
-                <w:rFonts w:ascii="Times New Roman" w:eastAsia="华文宋体" w:hAnsi="Times New Roman" w:cs="Times New Roman" w:hint="eastAsia"/>
-                <w:bCs/>
-                <w:szCs w:val="20"/>
-              </w:rPr>
-              <w:t>*</w:t>
-            </w:r>
-            <w:r>
-              <w:rPr>
-                <w:rFonts w:ascii="Times New Roman" w:eastAsia="华文宋体" w:hAnsi="Times New Roman" w:cs="Times New Roman"/>
-                <w:b/>
-                <w:szCs w:val="20"/>
-              </w:rPr>
-              <w:t xml:space="preserve">. </w:t>
-            </w:r>
-            <w:r>
-              <w:rPr>
-                <w:rFonts w:ascii="Times New Roman" w:eastAsia="华文宋体" w:hAnsi="Times New Roman" w:cs="Times New Roman"/>
-                <w:szCs w:val="20"/>
-              </w:rPr>
-              <w:t>“</w:t>
-            </w:r>
-            <w:r>
-              <w:rPr>
-                <w:rFonts w:ascii="Times New Roman" w:eastAsia="华文宋体" w:hAnsi="Times New Roman" w:cs="Times New Roman"/>
-                <w:szCs w:val="20"/>
-              </w:rPr>
-              <w:t>On the dynamic time-dependent neighborhood close-enough traveling salesman problem</w:t>
-            </w:r>
-            <w:r>
-              <w:rPr>
-                <w:rFonts w:ascii="Times New Roman" w:eastAsia="华文宋体" w:hAnsi="Times New Roman" w:cs="Times New Roman"/>
-                <w:szCs w:val="20"/>
-              </w:rPr>
-              <w:t xml:space="preserve">” </w:t>
-            </w:r>
-            <w:r>
-              <w:rPr>
-                <w:rFonts w:ascii="Times New Roman" w:eastAsia="华文宋体" w:hAnsi="Times New Roman" w:cs="Times New Roman" w:hint="eastAsia"/>
-                <w:szCs w:val="20"/>
-              </w:rPr>
-              <w:t>Working Paper.</w:t>
-            </w:r>
-          </w:p>
-          <w:p>
-            <w:pPr>
-              <w:pStyle w:val="a9"/>
-              <w:numPr>
-                <w:ilvl w:val="1"/>
-                <w:numId w:val="1"/>
-              </w:numPr>
-              <w:spacing w:after="0" w:line="240" w:lineRule="auto"/>
-              <w:contextualSpacing w:val="0"/>
-              <w:rPr>
-                <w:rFonts w:ascii="Times New Roman" w:eastAsia="华文宋体" w:hAnsi="Times New Roman" w:cs="Times New Roman"/>
-                <w:bCs/>
-                <w:szCs w:val="20"/>
-              </w:rPr>
-            </w:pPr>
-            <w:r>
-              <w:rPr>
-                <w:rFonts w:ascii="Times New Roman" w:eastAsia="华文宋体" w:hAnsi="Times New Roman" w:cs="Times New Roman" w:hint="eastAsia"/>
-                <w:b/>
-                <w:szCs w:val="20"/>
-              </w:rPr>
-              <w:t>Lan Peng</w:t>
-            </w:r>
-            <w:r>
-              <w:rPr>
-                <w:rFonts w:ascii="Times New Roman" w:eastAsia="华文宋体" w:hAnsi="Times New Roman" w:cs="Times New Roman" w:hint="eastAsia"/>
-                <w:bCs/>
-                <w:szCs w:val="20"/>
-              </w:rPr>
-              <w:t xml:space="preserve">, Jiale Chen#, Weiwei Cui*. </w:t>
-            </w:r>
-            <w:r>
-              <w:rPr>
-                <w:rFonts w:ascii="Times New Roman" w:eastAsia="华文宋体" w:hAnsi="Times New Roman" w:cs="Times New Roman"/>
-                <w:bCs/>
-                <w:szCs w:val="20"/>
-              </w:rPr>
-              <w:t>“</w:t>
-            </w:r>
-            <w:r>
-              <w:rPr>
-                <w:rFonts w:ascii="Times New Roman" w:eastAsia="华文宋体" w:hAnsi="Times New Roman" w:cs="Times New Roman" w:hint="eastAsia"/>
-                <w:bCs/>
-                <w:szCs w:val="20"/>
-              </w:rPr>
-              <w:t>On the traveling bi-salesman problem.</w:t>
-            </w:r>
-            <w:r>
-              <w:rPr>
-                <w:rFonts w:ascii="Times New Roman" w:eastAsia="华文宋体" w:hAnsi="Times New Roman" w:cs="Times New Roman"/>
-                <w:bCs/>
-                <w:szCs w:val="20"/>
-              </w:rPr>
-              <w:t>”</w:t>
-            </w:r>
-            <w:r>
-              <w:rPr>
-                <w:rFonts w:ascii="Times New Roman" w:eastAsia="华文宋体" w:hAnsi="Times New Roman" w:cs="Times New Roman" w:hint="eastAsia"/>
-                <w:bCs/>
-                <w:szCs w:val="20"/>
-              </w:rPr>
-              <w:t xml:space="preserve"> Working Paper.</w:t>
-            </w:r>
-          </w:p>
-          <w:p>
-            <w:pPr>
-              <w:pStyle w:val="a9"/>
-              <w:numPr>
-                <w:ilvl w:val="1"/>
-                <w:numId w:val="1"/>
-              </w:numPr>
-              <w:spacing w:after="0" w:line="240" w:lineRule="auto"/>
-              <w:contextualSpacing w:val="0"/>
-              <w:rPr>
-                <w:rFonts w:ascii="Times New Roman" w:eastAsia="华文宋体" w:hAnsi="Times New Roman" w:cs="Times New Roman"/>
-                <w:szCs w:val="20"/>
-              </w:rPr>
-            </w:pPr>
-            <w:proofErr w:type="spellStart"/>
-            <w:r>
-              <w:rPr>
-                <w:rFonts w:ascii="Times New Roman" w:eastAsia="华文宋体" w:hAnsi="Times New Roman" w:cs="Times New Roman" w:hint="eastAsia"/>
-                <w:szCs w:val="20"/>
-              </w:rPr>
-              <w:t>Bochen</w:t>
-            </w:r>
-            <w:proofErr w:type="spellEnd"/>
-            <w:r>
-              <w:rPr>
-                <w:rFonts w:ascii="Times New Roman" w:eastAsia="华文宋体" w:hAnsi="Times New Roman" w:cs="Times New Roman" w:hint="eastAsia"/>
-                <w:szCs w:val="20"/>
-              </w:rPr>
-              <w:t xml:space="preserve"> Wang, </w:t>
-            </w:r>
-            <w:r>
-              <w:rPr>
-                <w:rFonts w:ascii="Times New Roman" w:eastAsia="华文宋体" w:hAnsi="Times New Roman" w:cs="Times New Roman" w:hint="eastAsia"/>
-                <w:b/>
-                <w:bCs/>
-                <w:szCs w:val="20"/>
-              </w:rPr>
-              <w:t>Lan Peng</w:t>
-            </w:r>
-            <w:r>
-              <w:rPr>
-                <w:rFonts w:ascii="Times New Roman" w:eastAsia="华文宋体" w:hAnsi="Times New Roman" w:cs="Times New Roman" w:hint="eastAsia"/>
-                <w:szCs w:val="20"/>
-              </w:rPr>
-              <w:t xml:space="preserve">*. </w:t>
-            </w:r>
-            <w:r>
-              <w:rPr>
-                <w:rFonts w:ascii="Times New Roman" w:eastAsia="华文宋体" w:hAnsi="Times New Roman" w:cs="Times New Roman"/>
-                <w:szCs w:val="20"/>
-              </w:rPr>
-              <w:t>“</w:t>
-            </w:r>
-            <w:r>
-              <w:rPr>
-                <w:rFonts w:ascii="Times New Roman" w:eastAsia="华文宋体" w:hAnsi="Times New Roman" w:cs="Times New Roman" w:hint="eastAsia"/>
-                <w:szCs w:val="20"/>
-              </w:rPr>
-              <w:t xml:space="preserve">The generalized close-enough </w:t>
-            </w:r>
-            <w:r>
-              <w:rPr>
-                <w:rFonts w:ascii="Times New Roman" w:eastAsia="华文宋体" w:hAnsi="Times New Roman" w:cs="Times New Roman" w:hint="eastAsia"/>
-                <w:szCs w:val="20"/>
-              </w:rPr>
-              <w:t xml:space="preserve">(team) </w:t>
-            </w:r>
-            <w:r>
-              <w:rPr>
-                <w:rFonts w:ascii="Times New Roman" w:eastAsia="华文宋体" w:hAnsi="Times New Roman" w:cs="Times New Roman" w:hint="eastAsia"/>
-                <w:szCs w:val="20"/>
-              </w:rPr>
-              <w:t>orienteering problem</w:t>
-            </w:r>
-            <w:r>
-              <w:rPr>
-                <w:rFonts w:ascii="Times New Roman" w:eastAsia="华文宋体" w:hAnsi="Times New Roman" w:cs="Times New Roman"/>
-                <w:szCs w:val="20"/>
-              </w:rPr>
-              <w:t>”</w:t>
-            </w:r>
-            <w:r>
-              <w:rPr>
-                <w:rFonts w:ascii="Times New Roman" w:eastAsia="华文宋体" w:hAnsi="Times New Roman" w:cs="Times New Roman" w:hint="eastAsia"/>
-                <w:szCs w:val="20"/>
-              </w:rPr>
-              <w:t xml:space="preserve"> Working Paper.</w:t>
-            </w:r>
-          </w:p>
-          <w:p>
-            <w:pPr>
-              <w:pStyle w:val="a9"/>
-              <w:numPr>
-                <w:ilvl w:val="0"/>
-                <w:numId w:val="1"/>
-              </w:numPr>
-              <w:spacing w:after="0" w:line="240" w:lineRule="auto"/>
-              <w:contextualSpacing w:val="0"/>
-              <w:rPr>
-                <w:rFonts w:ascii="Times New Roman" w:eastAsia="华文宋体" w:hAnsi="Times New Roman" w:cs="Times New Roman"/>
-                <w:szCs w:val="20"/>
-              </w:rPr>
-            </w:pPr>
-            <w:r>
-              <w:rPr>
-                <w:rFonts w:ascii="Times New Roman" w:eastAsia="华文宋体" w:hAnsi="Times New Roman" w:cs="Times New Roman"/>
-                <w:szCs w:val="20"/>
-              </w:rPr>
-              <w:t>会议论文</w:t>
-            </w:r>
-          </w:p>
-          <w:p>
-            <w:pPr>
-              <w:pStyle w:val="a9"/>
-              <w:numPr>
-                <w:ilvl w:val="1"/>
-                <w:numId w:val="1"/>
-              </w:numPr>
-              <w:spacing w:after="0" w:line="240" w:lineRule="auto"/>
-              <w:contextualSpacing w:val="0"/>
-              <w:rPr>
-                <w:rFonts w:ascii="Times New Roman" w:eastAsia="华文宋体" w:hAnsi="Times New Roman" w:cs="Times New Roman"/>
-                <w:szCs w:val="20"/>
-              </w:rPr>
-            </w:pPr>
-            <w:r>
-              <w:rPr>
-                <w:rFonts w:ascii="Times New Roman" w:eastAsia="华文宋体" w:hAnsi="Times New Roman" w:cs="Times New Roman" w:hint="eastAsia"/>
-                <w:b/>
-                <w:szCs w:val="20"/>
-              </w:rPr>
-              <w:t>Lan Peng</w:t>
-            </w:r>
-            <w:r>
-              <w:rPr>
-                <w:rFonts w:ascii="Times New Roman" w:eastAsia="华文宋体" w:hAnsi="Times New Roman" w:cs="Times New Roman"/>
-                <w:szCs w:val="20"/>
-              </w:rPr>
-              <w:t xml:space="preserve">, </w:t>
-            </w:r>
-            <w:r>
-              <w:rPr>
-                <w:rFonts w:ascii="Times New Roman" w:eastAsia="华文宋体" w:hAnsi="Times New Roman" w:cs="Times New Roman" w:hint="eastAsia"/>
-                <w:szCs w:val="20"/>
-              </w:rPr>
-              <w:t>Li</w:t>
-            </w:r>
-            <w:r>
-              <w:rPr>
-                <w:rFonts w:ascii="Times New Roman" w:eastAsia="华文宋体" w:hAnsi="Times New Roman" w:cs="Times New Roman"/>
-                <w:szCs w:val="20"/>
-              </w:rPr>
-              <w:t>n</w:t>
-            </w:r>
-            <w:r>
-              <w:rPr>
-                <w:rFonts w:ascii="Times New Roman" w:eastAsia="华文宋体" w:hAnsi="Times New Roman" w:cs="Times New Roman" w:hint="eastAsia"/>
-                <w:szCs w:val="20"/>
-              </w:rPr>
-              <w:t xml:space="preserve"> Ma</w:t>
-            </w:r>
-            <w:r>
-              <w:rPr>
-                <w:rFonts w:ascii="Times New Roman" w:eastAsia="华文宋体" w:hAnsi="Times New Roman" w:cs="Times New Roman"/>
-                <w:szCs w:val="20"/>
-              </w:rPr>
-              <w:t xml:space="preserve">†., and </w:t>
-            </w:r>
-            <w:proofErr w:type="spellStart"/>
-            <w:r>
-              <w:rPr>
-                <w:rFonts w:ascii="Times New Roman" w:eastAsia="华文宋体" w:hAnsi="Times New Roman" w:cs="Times New Roman"/>
-                <w:szCs w:val="20"/>
-              </w:rPr>
-              <w:t>Naichao</w:t>
-            </w:r>
-            <w:proofErr w:type="spellEnd"/>
-            <w:r>
-              <w:rPr>
-                <w:rFonts w:ascii="Times New Roman" w:eastAsia="华文宋体" w:hAnsi="Times New Roman" w:cs="Times New Roman" w:hint="eastAsia"/>
-                <w:szCs w:val="20"/>
-              </w:rPr>
-              <w:t xml:space="preserve"> Wang</w:t>
-            </w:r>
-            <w:r>
-              <w:rPr>
-                <w:rFonts w:ascii="Times New Roman" w:eastAsia="华文宋体" w:hAnsi="Times New Roman" w:cs="Times New Roman"/>
-                <w:szCs w:val="20"/>
-              </w:rPr>
-              <w:t>. “A fleet-level selective maintenance model for long-distance highway transportation considering stochastic repair quality.” 2017 2nd International Conference on System Reliability and Safety (ICSRS) (EI</w:t>
-            </w:r>
-            <w:proofErr w:type="gramStart"/>
-            <w:r>
-              <w:rPr>
-                <w:rFonts w:ascii="Times New Roman" w:eastAsia="华文宋体" w:hAnsi="Times New Roman" w:cs="Times New Roman"/>
-                <w:szCs w:val="20"/>
-              </w:rPr>
-              <w:t>) .</w:t>
-            </w:r>
-            <w:proofErr w:type="gramEnd"/>
-            <w:r>
-              <w:rPr>
-                <w:rFonts w:ascii="Times New Roman" w:eastAsia="华文宋体" w:hAnsi="Times New Roman" w:cs="Times New Roman"/>
-                <w:szCs w:val="20"/>
-              </w:rPr>
-              <w:t xml:space="preserve"> Milan, Italy. 2017. </w:t>
-            </w:r>
-          </w:p>
-          <w:p>
-            <w:pPr>
-              <w:pStyle w:val="a9"/>
-              <w:numPr>
-                <w:ilvl w:val="1"/>
-                <w:numId w:val="1"/>
-              </w:numPr>
-              <w:spacing w:after="0" w:line="240" w:lineRule="auto"/>
-              <w:contextualSpacing w:val="0"/>
-              <w:rPr>
-                <w:rFonts w:ascii="Times New Roman" w:eastAsia="华文宋体" w:hAnsi="Times New Roman" w:cs="Times New Roman"/>
-                <w:szCs w:val="20"/>
-              </w:rPr>
-            </w:pPr>
-            <w:r>
-              <w:rPr>
-                <w:rFonts w:ascii="Times New Roman" w:eastAsia="华文宋体" w:hAnsi="Times New Roman" w:cs="Times New Roman" w:hint="eastAsia"/>
-                <w:b/>
-                <w:szCs w:val="20"/>
-              </w:rPr>
-              <w:t>Lan Peng</w:t>
-            </w:r>
-            <w:r>
-              <w:rPr>
-                <w:rFonts w:ascii="Times New Roman" w:eastAsia="华文宋体" w:hAnsi="Times New Roman" w:cs="Times New Roman"/>
-                <w:szCs w:val="20"/>
-              </w:rPr>
-              <w:t>,</w:t>
-            </w:r>
-            <w:r>
-              <w:rPr>
-                <w:rFonts w:ascii="Times New Roman" w:eastAsia="华文宋体" w:hAnsi="Times New Roman" w:cs="Times New Roman" w:hint="eastAsia"/>
-                <w:szCs w:val="20"/>
-              </w:rPr>
-              <w:t xml:space="preserve"> </w:t>
-            </w:r>
-            <w:r>
-              <w:rPr>
-                <w:rFonts w:ascii="Times New Roman" w:eastAsia="华文宋体" w:hAnsi="Times New Roman" w:cs="Times New Roman"/>
-                <w:szCs w:val="20"/>
-              </w:rPr>
-              <w:t>Baocheng</w:t>
+                <w:rFonts w:ascii="Times New Roman" w:eastAsia="华文宋体" w:hAnsi="Times New Roman" w:cs="Times New Roman"/>
+                <w:szCs w:val="20"/>
+              </w:rPr>
+              <w:t>. and Qiannan</w:t>
             </w:r>
             <w:r>
               <w:rPr>
@@ -3973,83 +3686,7 @@
                 <w:rFonts w:ascii="Times New Roman" w:eastAsia="华文宋体" w:hAnsi="Times New Roman" w:cs="Times New Roman"/>
                 <w:szCs w:val="20"/>
               </w:rPr>
-              <w:t>., Lin</w:t>
-            </w:r>
-            <w:r>
-              <w:rPr>
-                <w:rFonts w:ascii="Times New Roman" w:eastAsia="华文宋体" w:hAnsi="Times New Roman" w:cs="Times New Roman" w:hint="eastAsia"/>
-                <w:szCs w:val="20"/>
-              </w:rPr>
-              <w:t xml:space="preserve"> Ma</w:t>
-            </w:r>
-            <w:r>
-              <w:rPr>
-                <w:rFonts w:ascii="Times New Roman" w:eastAsia="华文宋体" w:hAnsi="Times New Roman" w:cs="Times New Roman"/>
-                <w:szCs w:val="20"/>
-              </w:rPr>
-              <w:t xml:space="preserve">†., </w:t>
-            </w:r>
-            <w:proofErr w:type="spellStart"/>
-            <w:r>
-              <w:rPr>
-                <w:rFonts w:ascii="Times New Roman" w:eastAsia="华文宋体" w:hAnsi="Times New Roman" w:cs="Times New Roman"/>
-                <w:szCs w:val="20"/>
-              </w:rPr>
-              <w:t>Naichao</w:t>
-            </w:r>
-            <w:proofErr w:type="spellEnd"/>
-            <w:r>
-              <w:rPr>
-                <w:rFonts w:ascii="Times New Roman" w:eastAsia="华文宋体" w:hAnsi="Times New Roman" w:cs="Times New Roman" w:hint="eastAsia"/>
-                <w:szCs w:val="20"/>
-              </w:rPr>
-              <w:t xml:space="preserve"> Wang</w:t>
-            </w:r>
-            <w:r>
-              <w:rPr>
-                <w:rFonts w:ascii="Times New Roman" w:eastAsia="华文宋体" w:hAnsi="Times New Roman" w:cs="Times New Roman"/>
-                <w:szCs w:val="20"/>
-              </w:rPr>
-              <w:t xml:space="preserve">. and </w:t>
-            </w:r>
-            <w:proofErr w:type="spellStart"/>
-            <w:r>
-              <w:rPr>
-                <w:rFonts w:ascii="Times New Roman" w:eastAsia="华文宋体" w:hAnsi="Times New Roman" w:cs="Times New Roman"/>
-                <w:szCs w:val="20"/>
-              </w:rPr>
-              <w:t>Qiannan</w:t>
-            </w:r>
-            <w:proofErr w:type="spellEnd"/>
-            <w:r>
-              <w:rPr>
-                <w:rFonts w:ascii="Times New Roman" w:eastAsia="华文宋体" w:hAnsi="Times New Roman" w:cs="Times New Roman" w:hint="eastAsia"/>
-                <w:szCs w:val="20"/>
-              </w:rPr>
-              <w:t xml:space="preserve"> Liu</w:t>
-            </w:r>
-            <w:r>
-              <w:rPr>
-                <w:rFonts w:ascii="Times New Roman" w:eastAsia="华文宋体" w:hAnsi="Times New Roman" w:cs="Times New Roman"/>
-                <w:szCs w:val="20"/>
-              </w:rPr>
-              <w:t>. “Mixed arithmetic reduction model for two-unit system maintenance”2017 Second International Conference on Reliability Systems Engineering (ICRSE) (EI</w:t>
-            </w:r>
-            <w:proofErr w:type="gramStart"/>
-            <w:r>
-              <w:rPr>
-                <w:rFonts w:ascii="Times New Roman" w:eastAsia="华文宋体" w:hAnsi="Times New Roman" w:cs="Times New Roman"/>
-                <w:szCs w:val="20"/>
-              </w:rPr>
-              <w:t>) .</w:t>
-            </w:r>
-            <w:proofErr w:type="gramEnd"/>
-            <w:r>
-              <w:rPr>
-                <w:rFonts w:ascii="Times New Roman" w:eastAsia="华文宋体" w:hAnsi="Times New Roman" w:cs="Times New Roman"/>
-                <w:szCs w:val="20"/>
-              </w:rPr>
-              <w:t xml:space="preserve"> Beijing, China. 2017.</w:t>
+              <w:t>. “Mixed arithmetic reduction model for two-unit system maintenance”2017 Second International Conference on Reliability Systems Engineering (ICRSE) (EI) . Beijing, China. 2017.</w:t>
             </w:r>
           </w:p>
           <w:p>
@@ -4476,7 +4113,6 @@
                 <w:b/>
                 <w:szCs w:val="20"/>
               </w:rPr>
-              <w:lastRenderedPageBreak/>
               <w:t>Lan Peng</w:t>
             </w:r>
             <w:r>
@@ -4484,14 +4120,7 @@
                 <w:rFonts w:ascii="Times New Roman" w:eastAsia="华文宋体" w:hAnsi="Times New Roman" w:cs="Times New Roman"/>
                 <w:szCs w:val="20"/>
               </w:rPr>
-              <w:t xml:space="preserve">, </w:t>
-            </w:r>
-            <w:r>
-              <w:rPr>
-                <w:rFonts w:ascii="Times New Roman" w:eastAsia="华文宋体" w:hAnsi="Times New Roman" w:cs="Times New Roman"/>
-                <w:szCs w:val="20"/>
-              </w:rPr>
-              <w:t xml:space="preserve">and </w:t>
+              <w:t xml:space="preserve">, and </w:t>
             </w:r>
             <w:r>
               <w:rPr>
@@ -4535,14 +4164,7 @@
                 <w:rFonts w:ascii="Times New Roman" w:eastAsia="华文宋体" w:hAnsi="Times New Roman" w:cs="Times New Roman"/>
                 <w:szCs w:val="20"/>
               </w:rPr>
-              <w:t xml:space="preserve">, </w:t>
-            </w:r>
-            <w:r>
-              <w:rPr>
-                <w:rFonts w:ascii="Times New Roman" w:eastAsia="华文宋体" w:hAnsi="Times New Roman" w:cs="Times New Roman"/>
-                <w:szCs w:val="20"/>
-              </w:rPr>
-              <w:t xml:space="preserve">and </w:t>
+              <w:t xml:space="preserve">, and </w:t>
             </w:r>
             <w:r>
               <w:rPr>
@@ -4578,6 +4200,7 @@
                 <w:rFonts w:ascii="Times New Roman" w:eastAsia="华文宋体" w:hAnsi="Times New Roman" w:cs="Times New Roman" w:hint="eastAsia"/>
                 <w:szCs w:val="20"/>
               </w:rPr>
+              <w:lastRenderedPageBreak/>
               <w:t>Chase Murray</w:t>
             </w:r>
             <w:r>
@@ -4593,15 +4216,7 @@
                 <w:b/>
                 <w:szCs w:val="20"/>
               </w:rPr>
-              <w:t>Lan Peng</w:t>
-            </w:r>
-            <w:r>
-              <w:rPr>
-                <w:rFonts w:ascii="Times New Roman" w:eastAsia="华文宋体" w:hAnsi="Times New Roman" w:cs="Times New Roman" w:hint="eastAsia"/>
-                <w:b/>
-                <w:szCs w:val="20"/>
-              </w:rPr>
-              <w:t>.</w:t>
+              <w:t>Lan Peng.</w:t>
             </w:r>
             <w:r>
               <w:rPr>
@@ -4864,7 +4479,6 @@
               </w:rPr>
               <w:t>年担任纽约州立大学布法罗分校学生分会副主席，期间曾作为主讲人举办多次</w:t>
             </w:r>
-            <w:proofErr w:type="spellStart"/>
             <w:r>
               <w:rPr>
                 <w:rFonts w:ascii="Times New Roman" w:eastAsia="华文楷体" w:hAnsi="Times New Roman" w:cs="Times New Roman"/>
@@ -4873,7 +4487,6 @@
               </w:rPr>
               <w:t>Gurobi</w:t>
             </w:r>
-            <w:proofErr w:type="spellEnd"/>
             <w:r>
               <w:rPr>
                 <w:rFonts w:ascii="Times New Roman" w:eastAsia="华文楷体" w:hAnsi="Times New Roman" w:cs="Times New Roman"/>
@@ -6059,7 +5672,7 @@
               <w:spacing w:after="0" w:line="240" w:lineRule="auto"/>
               <w:jc w:val="center"/>
               <w:rPr>
-                <w:rFonts w:ascii="Times New Roman" w:eastAsia="华文宋体" w:hAnsi="Times New Roman" w:cs="Times New Roman" w:hint="eastAsia"/>
+                <w:rFonts w:ascii="Times New Roman" w:eastAsia="华文宋体" w:hAnsi="Times New Roman" w:cs="Times New Roman"/>
                 <w:szCs w:val="20"/>
               </w:rPr>
             </w:pPr>
@@ -6109,7 +5722,7 @@
             <w:pPr>
               <w:spacing w:after="0" w:line="240" w:lineRule="auto"/>
               <w:rPr>
-                <w:rFonts w:ascii="Times New Roman" w:eastAsia="华文宋体" w:hAnsi="Times New Roman" w:cs="Times New Roman" w:hint="eastAsia"/>
+                <w:rFonts w:ascii="Times New Roman" w:eastAsia="华文宋体" w:hAnsi="Times New Roman" w:cs="Times New Roman"/>
                 <w:szCs w:val="20"/>
               </w:rPr>
             </w:pPr>
@@ -6169,7 +5782,7 @@
               <w:spacing w:after="0" w:line="240" w:lineRule="auto"/>
               <w:jc w:val="center"/>
               <w:rPr>
-                <w:rFonts w:ascii="Times New Roman" w:eastAsia="华文宋体" w:hAnsi="Times New Roman" w:cs="Times New Roman" w:hint="eastAsia"/>
+                <w:rFonts w:ascii="Times New Roman" w:eastAsia="华文宋体" w:hAnsi="Times New Roman" w:cs="Times New Roman"/>
                 <w:szCs w:val="20"/>
               </w:rPr>
             </w:pPr>
@@ -6219,7 +5832,7 @@
             <w:pPr>
               <w:spacing w:after="0" w:line="240" w:lineRule="auto"/>
               <w:rPr>
-                <w:rFonts w:ascii="Times New Roman" w:eastAsia="华文宋体" w:hAnsi="Times New Roman" w:cs="Times New Roman" w:hint="eastAsia"/>
+                <w:rFonts w:ascii="Times New Roman" w:eastAsia="华文宋体" w:hAnsi="Times New Roman" w:cs="Times New Roman"/>
                 <w:szCs w:val="20"/>
               </w:rPr>
             </w:pPr>
@@ -6514,7 +6127,7 @@
 </file>
 
 <file path=word/endnotes.xml><?xml version="1.0" encoding="utf-8"?>
-<w:endnotes xmlns:wpc="http://schemas.microsoft.com/office/word/2010/wordprocessingCanvas" xmlns:cx="http://schemas.microsoft.com/office/drawing/2014/chartex" xmlns:cx1="http://schemas.microsoft.com/office/drawing/2015/9/8/chartex" xmlns:cx2="http://schemas.microsoft.com/office/drawing/2015/10/21/chartex" xmlns:cx3="http://schemas.microsoft.com/office/drawing/2016/5/9/chartex" xmlns:cx4="http://schemas.microsoft.com/office/drawing/2016/5/10/chartex" xmlns:cx5="http://schemas.microsoft.com/office/drawing/2016/5/11/chartex" xmlns:cx6="http://schemas.microsoft.com/office/drawing/2016/5/12/chartex" xmlns:cx7="http://schemas.microsoft.com/office/drawing/2016/5/13/chartex" xmlns:cx8="http://schemas.microsoft.com/office/drawing/2016/5/14/chartex" xmlns:mc="http://schemas.openxmlformats.org/markup-compatibility/2006" xmlns:aink="http://schemas.microsoft.com/office/drawing/2016/ink" xmlns:am3d="http://schemas.microsoft.com/office/drawing/2017/model3d" xmlns:o="urn:schemas-microsoft-com:office:office" xmlns:oel="http://schemas.microsoft.com/office/2019/extlst" xmlns:r="http://schemas.openxmlformats.org/officeDocument/2006/relationships" xmlns:m="http://schemas.openxmlformats.org/officeDocument/2006/math" xmlns:v="urn:schemas-microsoft-com:vml" xmlns:wp14="http://schemas.microsoft.com/office/word/2010/wordprocessingDrawing" xmlns:wp="http://schemas.openxmlformats.org/drawingml/2006/wordprocessingDrawing" xmlns:w10="urn:schemas-microsoft-com:office:word" xmlns:w="http://schemas.openxmlformats.org/wordprocessingml/2006/main" xmlns:w14="http://schemas.microsoft.com/office/word/2010/wordml" xmlns:w15="http://schemas.microsoft.com/office/word/2012/wordml" xmlns:w16cei="http://schemas.microsoft.com/office/word/2026/wordml/cei" xmlns:w16cex="http://schemas.microsoft.com/office/word/2018/wordml/cex" xmlns:w16cid="http://schemas.microsoft.com/office/word/2016/wordml/cid" xmlns:w16="http://schemas.microsoft.com/office/word/2018/wordml" xmlns:w16du="http://schemas.microsoft.com/office/word/2023/wordml/word16du" xmlns:w16sdtdh="http://schemas.microsoft.com/office/word/2020/wordml/sdtdatahash" xmlns:w16sdtfl="http://schemas.microsoft.com/office/word/2024/wordml/sdtformatlock" xmlns:w16se="http://schemas.microsoft.com/office/word/2015/wordml/symex" xmlns:wpg="http://schemas.microsoft.com/office/word/2010/wordprocessingGroup" xmlns:wpi="http://schemas.microsoft.com/office/word/2010/wordprocessingInk" xmlns:wne="http://schemas.microsoft.com/office/word/2006/wordml" xmlns:wps="http://schemas.microsoft.com/office/word/2010/wordprocessingShape" mc:Ignorable="w14 w15 w16se w16cid w16 w16cex w16sdtdh w16sdtfl w16du wp14">
+<w:endnotes xmlns:wpc="http://schemas.microsoft.com/office/word/2010/wordprocessingCanvas" xmlns:cx="http://schemas.microsoft.com/office/drawing/2014/chartex" xmlns:cx1="http://schemas.microsoft.com/office/drawing/2015/9/8/chartex" xmlns:cx2="http://schemas.microsoft.com/office/drawing/2015/10/21/chartex" xmlns:cx3="http://schemas.microsoft.com/office/drawing/2016/5/9/chartex" xmlns:cx4="http://schemas.microsoft.com/office/drawing/2016/5/10/chartex" xmlns:cx5="http://schemas.microsoft.com/office/drawing/2016/5/11/chartex" xmlns:cx6="http://schemas.microsoft.com/office/drawing/2016/5/12/chartex" xmlns:cx7="http://schemas.microsoft.com/office/drawing/2016/5/13/chartex" xmlns:cx8="http://schemas.microsoft.com/office/drawing/2016/5/14/chartex" xmlns:mc="http://schemas.openxmlformats.org/markup-compatibility/2006" xmlns:aink="http://schemas.microsoft.com/office/drawing/2016/ink" xmlns:am3d="http://schemas.microsoft.com/office/drawing/2017/model3d" xmlns:o="urn:schemas-microsoft-com:office:office" xmlns:oel="http://schemas.microsoft.com/office/2019/extlst" xmlns:r="http://schemas.openxmlformats.org/officeDocument/2006/relationships" xmlns:m="http://schemas.openxmlformats.org/officeDocument/2006/math" xmlns:v="urn:schemas-microsoft-com:vml" xmlns:wp14="http://schemas.microsoft.com/office/word/2010/wordprocessingDrawing" xmlns:wp="http://schemas.openxmlformats.org/drawingml/2006/wordprocessingDrawing" xmlns:w10="urn:schemas-microsoft-com:office:word" xmlns:w="http://schemas.openxmlformats.org/wordprocessingml/2006/main" xmlns:w14="http://schemas.microsoft.com/office/word/2010/wordml" xmlns:w15="http://schemas.microsoft.com/office/word/2012/wordml" xmlns:w16cex="http://schemas.microsoft.com/office/word/2018/wordml/cex" xmlns:w16cid="http://schemas.microsoft.com/office/word/2016/wordml/cid" xmlns:w16="http://schemas.microsoft.com/office/word/2018/wordml" xmlns:w16du="http://schemas.microsoft.com/office/word/2023/wordml/word16du" xmlns:w16sdtdh="http://schemas.microsoft.com/office/word/2020/wordml/sdtdatahash" xmlns:w16sdtfl="http://schemas.microsoft.com/office/word/2024/wordml/sdtformatlock" xmlns:w16se="http://schemas.microsoft.com/office/word/2015/wordml/symex" xmlns:wpg="http://schemas.microsoft.com/office/word/2010/wordprocessingGroup" xmlns:wpi="http://schemas.microsoft.com/office/word/2010/wordprocessingInk" xmlns:wne="http://schemas.microsoft.com/office/word/2006/wordml" xmlns:wps="http://schemas.microsoft.com/office/word/2010/wordprocessingShape" mc:Ignorable="w14 w15 w16se w16cid w16 w16cex w16sdtdh w16sdtfl w16du wp14">
   <w:endnote w:type="separator" w:id="-1">
     <w:p>
       <w:pPr>
@@ -6539,7 +6152,7 @@
 </file>
 
 <file path=word/footer1.xml><?xml version="1.0" encoding="utf-8"?>
-<w:ftr xmlns:wpc="http://schemas.microsoft.com/office/word/2010/wordprocessingCanvas" xmlns:cx="http://schemas.microsoft.com/office/drawing/2014/chartex" xmlns:cx1="http://schemas.microsoft.com/office/drawing/2015/9/8/chartex" xmlns:cx2="http://schemas.microsoft.com/office/drawing/2015/10/21/chartex" xmlns:cx3="http://schemas.microsoft.com/office/drawing/2016/5/9/chartex" xmlns:cx4="http://schemas.microsoft.com/office/drawing/2016/5/10/chartex" xmlns:cx5="http://schemas.microsoft.com/office/drawing/2016/5/11/chartex" xmlns:cx6="http://schemas.microsoft.com/office/drawing/2016/5/12/chartex" xmlns:cx7="http://schemas.microsoft.com/office/drawing/2016/5/13/chartex" xmlns:cx8="http://schemas.microsoft.com/office/drawing/2016/5/14/chartex" xmlns:mc="http://schemas.openxmlformats.org/markup-compatibility/2006" xmlns:aink="http://schemas.microsoft.com/office/drawing/2016/ink" xmlns:am3d="http://schemas.microsoft.com/office/drawing/2017/model3d" xmlns:o="urn:schemas-microsoft-com:office:office" xmlns:oel="http://schemas.microsoft.com/office/2019/extlst" xmlns:r="http://schemas.openxmlformats.org/officeDocument/2006/relationships" xmlns:m="http://schemas.openxmlformats.org/officeDocument/2006/math" xmlns:v="urn:schemas-microsoft-com:vml" xmlns:wp14="http://schemas.microsoft.com/office/word/2010/wordprocessingDrawing" xmlns:wp="http://schemas.openxmlformats.org/drawingml/2006/wordprocessingDrawing" xmlns:w10="urn:schemas-microsoft-com:office:word" xmlns:w="http://schemas.openxmlformats.org/wordprocessingml/2006/main" xmlns:w14="http://schemas.microsoft.com/office/word/2010/wordml" xmlns:w15="http://schemas.microsoft.com/office/word/2012/wordml" xmlns:w16cei="http://schemas.microsoft.com/office/word/2026/wordml/cei" xmlns:w16cex="http://schemas.microsoft.com/office/word/2018/wordml/cex" xmlns:w16cid="http://schemas.microsoft.com/office/word/2016/wordml/cid" xmlns:w16="http://schemas.microsoft.com/office/word/2018/wordml" xmlns:w16du="http://schemas.microsoft.com/office/word/2023/wordml/word16du" xmlns:w16sdtdh="http://schemas.microsoft.com/office/word/2020/wordml/sdtdatahash" xmlns:w16sdtfl="http://schemas.microsoft.com/office/word/2024/wordml/sdtformatlock" xmlns:w16se="http://schemas.microsoft.com/office/word/2015/wordml/symex" xmlns:wpg="http://schemas.microsoft.com/office/word/2010/wordprocessingGroup" xmlns:wpi="http://schemas.microsoft.com/office/word/2010/wordprocessingInk" xmlns:wne="http://schemas.microsoft.com/office/word/2006/wordml" xmlns:wps="http://schemas.microsoft.com/office/word/2010/wordprocessingShape" mc:Ignorable="w14 w15 w16se w16cid w16 w16cex w16sdtdh w16sdtfl w16du wp14">
+<w:ftr xmlns:wpc="http://schemas.microsoft.com/office/word/2010/wordprocessingCanvas" xmlns:cx="http://schemas.microsoft.com/office/drawing/2014/chartex" xmlns:cx1="http://schemas.microsoft.com/office/drawing/2015/9/8/chartex" xmlns:cx2="http://schemas.microsoft.com/office/drawing/2015/10/21/chartex" xmlns:cx3="http://schemas.microsoft.com/office/drawing/2016/5/9/chartex" xmlns:cx4="http://schemas.microsoft.com/office/drawing/2016/5/10/chartex" xmlns:cx5="http://schemas.microsoft.com/office/drawing/2016/5/11/chartex" xmlns:cx6="http://schemas.microsoft.com/office/drawing/2016/5/12/chartex" xmlns:cx7="http://schemas.microsoft.com/office/drawing/2016/5/13/chartex" xmlns:cx8="http://schemas.microsoft.com/office/drawing/2016/5/14/chartex" xmlns:mc="http://schemas.openxmlformats.org/markup-compatibility/2006" xmlns:aink="http://schemas.microsoft.com/office/drawing/2016/ink" xmlns:am3d="http://schemas.microsoft.com/office/drawing/2017/model3d" xmlns:o="urn:schemas-microsoft-com:office:office" xmlns:oel="http://schemas.microsoft.com/office/2019/extlst" xmlns:r="http://schemas.openxmlformats.org/officeDocument/2006/relationships" xmlns:m="http://schemas.openxmlformats.org/officeDocument/2006/math" xmlns:v="urn:schemas-microsoft-com:vml" xmlns:wp14="http://schemas.microsoft.com/office/word/2010/wordprocessingDrawing" xmlns:wp="http://schemas.openxmlformats.org/drawingml/2006/wordprocessingDrawing" xmlns:w10="urn:schemas-microsoft-com:office:word" xmlns:w="http://schemas.openxmlformats.org/wordprocessingml/2006/main" xmlns:w14="http://schemas.microsoft.com/office/word/2010/wordml" xmlns:w15="http://schemas.microsoft.com/office/word/2012/wordml" xmlns:w16cex="http://schemas.microsoft.com/office/word/2018/wordml/cex" xmlns:w16cid="http://schemas.microsoft.com/office/word/2016/wordml/cid" xmlns:w16="http://schemas.microsoft.com/office/word/2018/wordml" xmlns:w16du="http://schemas.microsoft.com/office/word/2023/wordml/word16du" xmlns:w16sdtdh="http://schemas.microsoft.com/office/word/2020/wordml/sdtdatahash" xmlns:w16sdtfl="http://schemas.microsoft.com/office/word/2024/wordml/sdtformatlock" xmlns:w16se="http://schemas.microsoft.com/office/word/2015/wordml/symex" xmlns:wpg="http://schemas.microsoft.com/office/word/2010/wordprocessingGroup" xmlns:wpi="http://schemas.microsoft.com/office/word/2010/wordprocessingInk" xmlns:wne="http://schemas.microsoft.com/office/word/2006/wordml" xmlns:wps="http://schemas.microsoft.com/office/word/2010/wordprocessingShape" mc:Ignorable="w14 w15 w16se w16cid w16 w16cex w16sdtdh w16sdtfl w16du wp14">
   <w:p>
     <w:pPr>
       <w:pStyle w:val="a3"/>
@@ -6571,7 +6184,7 @@
 </file>
 
 <file path=word/footnotes.xml><?xml version="1.0" encoding="utf-8"?>
-<w:footnotes xmlns:wpc="http://schemas.microsoft.com/office/word/2010/wordprocessingCanvas" xmlns:cx="http://schemas.microsoft.com/office/drawing/2014/chartex" xmlns:cx1="http://schemas.microsoft.com/office/drawing/2015/9/8/chartex" xmlns:cx2="http://schemas.microsoft.com/office/drawing/2015/10/21/chartex" xmlns:cx3="http://schemas.microsoft.com/office/drawing/2016/5/9/chartex" xmlns:cx4="http://schemas.microsoft.com/office/drawing/2016/5/10/chartex" xmlns:cx5="http://schemas.microsoft.com/office/drawing/2016/5/11/chartex" xmlns:cx6="http://schemas.microsoft.com/office/drawing/2016/5/12/chartex" xmlns:cx7="http://schemas.microsoft.com/office/drawing/2016/5/13/chartex" xmlns:cx8="http://schemas.microsoft.com/office/drawing/2016/5/14/chartex" xmlns:mc="http://schemas.openxmlformats.org/markup-compatibility/2006" xmlns:aink="http://schemas.microsoft.com/office/drawing/2016/ink" xmlns:am3d="http://schemas.microsoft.com/office/drawing/2017/model3d" xmlns:o="urn:schemas-microsoft-com:office:office" xmlns:oel="http://schemas.microsoft.com/office/2019/extlst" xmlns:r="http://schemas.openxmlformats.org/officeDocument/2006/relationships" xmlns:m="http://schemas.openxmlformats.org/officeDocument/2006/math" xmlns:v="urn:schemas-microsoft-com:vml" xmlns:wp14="http://schemas.microsoft.com/office/word/2010/wordprocessingDrawing" xmlns:wp="http://schemas.openxmlformats.org/drawingml/2006/wordprocessingDrawing" xmlns:w10="urn:schemas-microsoft-com:office:word" xmlns:w="http://schemas.openxmlformats.org/wordprocessingml/2006/main" xmlns:w14="http://schemas.microsoft.com/office/word/2010/wordml" xmlns:w15="http://schemas.microsoft.com/office/word/2012/wordml" xmlns:w16cei="http://schemas.microsoft.com/office/word/2026/wordml/cei" xmlns:w16cex="http://schemas.microsoft.com/office/word/2018/wordml/cex" xmlns:w16cid="http://schemas.microsoft.com/office/word/2016/wordml/cid" xmlns:w16="http://schemas.microsoft.com/office/word/2018/wordml" xmlns:w16du="http://schemas.microsoft.com/office/word/2023/wordml/word16du" xmlns:w16sdtdh="http://schemas.microsoft.com/office/word/2020/wordml/sdtdatahash" xmlns:w16sdtfl="http://schemas.microsoft.com/office/word/2024/wordml/sdtformatlock" xmlns:w16se="http://schemas.microsoft.com/office/word/2015/wordml/symex" xmlns:wpg="http://schemas.microsoft.com/office/word/2010/wordprocessingGroup" xmlns:wpi="http://schemas.microsoft.com/office/word/2010/wordprocessingInk" xmlns:wne="http://schemas.microsoft.com/office/word/2006/wordml" xmlns:wps="http://schemas.microsoft.com/office/word/2010/wordprocessingShape" mc:Ignorable="w14 w15 w16se w16cid w16 w16cex w16sdtdh w16sdtfl w16du wp14">
+<w:footnotes xmlns:wpc="http://schemas.microsoft.com/office/word/2010/wordprocessingCanvas" xmlns:cx="http://schemas.microsoft.com/office/drawing/2014/chartex" xmlns:cx1="http://schemas.microsoft.com/office/drawing/2015/9/8/chartex" xmlns:cx2="http://schemas.microsoft.com/office/drawing/2015/10/21/chartex" xmlns:cx3="http://schemas.microsoft.com/office/drawing/2016/5/9/chartex" xmlns:cx4="http://schemas.microsoft.com/office/drawing/2016/5/10/chartex" xmlns:cx5="http://schemas.microsoft.com/office/drawing/2016/5/11/chartex" xmlns:cx6="http://schemas.microsoft.com/office/drawing/2016/5/12/chartex" xmlns:cx7="http://schemas.microsoft.com/office/drawing/2016/5/13/chartex" xmlns:cx8="http://schemas.microsoft.com/office/drawing/2016/5/14/chartex" xmlns:mc="http://schemas.openxmlformats.org/markup-compatibility/2006" xmlns:aink="http://schemas.microsoft.com/office/drawing/2016/ink" xmlns:am3d="http://schemas.microsoft.com/office/drawing/2017/model3d" xmlns:o="urn:schemas-microsoft-com:office:office" xmlns:oel="http://schemas.microsoft.com/office/2019/extlst" xmlns:r="http://schemas.openxmlformats.org/officeDocument/2006/relationships" xmlns:m="http://schemas.openxmlformats.org/officeDocument/2006/math" xmlns:v="urn:schemas-microsoft-com:vml" xmlns:wp14="http://schemas.microsoft.com/office/word/2010/wordprocessingDrawing" xmlns:wp="http://schemas.openxmlformats.org/drawingml/2006/wordprocessingDrawing" xmlns:w10="urn:schemas-microsoft-com:office:word" xmlns:w="http://schemas.openxmlformats.org/wordprocessingml/2006/main" xmlns:w14="http://schemas.microsoft.com/office/word/2010/wordml" xmlns:w15="http://schemas.microsoft.com/office/word/2012/wordml" xmlns:w16cex="http://schemas.microsoft.com/office/word/2018/wordml/cex" xmlns:w16cid="http://schemas.microsoft.com/office/word/2016/wordml/cid" xmlns:w16="http://schemas.microsoft.com/office/word/2018/wordml" xmlns:w16du="http://schemas.microsoft.com/office/word/2023/wordml/word16du" xmlns:w16sdtdh="http://schemas.microsoft.com/office/word/2020/wordml/sdtdatahash" xmlns:w16sdtfl="http://schemas.microsoft.com/office/word/2024/wordml/sdtformatlock" xmlns:w16se="http://schemas.microsoft.com/office/word/2015/wordml/symex" xmlns:wpg="http://schemas.microsoft.com/office/word/2010/wordprocessingGroup" xmlns:wpi="http://schemas.microsoft.com/office/word/2010/wordprocessingInk" xmlns:wne="http://schemas.microsoft.com/office/word/2006/wordml" xmlns:wps="http://schemas.microsoft.com/office/word/2010/wordprocessingShape" mc:Ignorable="w14 w15 w16se w16cid w16 w16cex w16sdtdh w16sdtfl w16du wp14">
   <w:footnote w:type="separator" w:id="-1">
     <w:p>
       <w:pPr>
@@ -6596,7 +6209,7 @@
 </file>
 
 <file path=word/numbering.xml><?xml version="1.0" encoding="utf-8"?>
-<w:numbering xmlns:wpc="http://schemas.microsoft.com/office/word/2010/wordprocessingCanvas" xmlns:cx="http://schemas.microsoft.com/office/drawing/2014/chartex" xmlns:cx1="http://schemas.microsoft.com/office/drawing/2015/9/8/chartex" xmlns:cx2="http://schemas.microsoft.com/office/drawing/2015/10/21/chartex" xmlns:cx3="http://schemas.microsoft.com/office/drawing/2016/5/9/chartex" xmlns:cx4="http://schemas.microsoft.com/office/drawing/2016/5/10/chartex" xmlns:cx5="http://schemas.microsoft.com/office/drawing/2016/5/11/chartex" xmlns:cx6="http://schemas.microsoft.com/office/drawing/2016/5/12/chartex" xmlns:cx7="http://schemas.microsoft.com/office/drawing/2016/5/13/chartex" xmlns:cx8="http://schemas.microsoft.com/office/drawing/2016/5/14/chartex" xmlns:mc="http://schemas.openxmlformats.org/markup-compatibility/2006" xmlns:aink="http://schemas.microsoft.com/office/drawing/2016/ink" xmlns:am3d="http://schemas.microsoft.com/office/drawing/2017/model3d" xmlns:o="urn:schemas-microsoft-com:office:office" xmlns:oel="http://schemas.microsoft.com/office/2019/extlst" xmlns:r="http://schemas.openxmlformats.org/officeDocument/2006/relationships" xmlns:m="http://schemas.openxmlformats.org/officeDocument/2006/math" xmlns:v="urn:schemas-microsoft-com:vml" xmlns:wp14="http://schemas.microsoft.com/office/word/2010/wordprocessingDrawing" xmlns:wp="http://schemas.openxmlformats.org/drawingml/2006/wordprocessingDrawing" xmlns:w10="urn:schemas-microsoft-com:office:word" xmlns:w="http://schemas.openxmlformats.org/wordprocessingml/2006/main" xmlns:w14="http://schemas.microsoft.com/office/word/2010/wordml" xmlns:w15="http://schemas.microsoft.com/office/word/2012/wordml" xmlns:w16cei="http://schemas.microsoft.com/office/word/2026/wordml/cei" xmlns:w16cex="http://schemas.microsoft.com/office/word/2018/wordml/cex" xmlns:w16cid="http://schemas.microsoft.com/office/word/2016/wordml/cid" xmlns:w16="http://schemas.microsoft.com/office/word/2018/wordml" xmlns:w16du="http://schemas.microsoft.com/office/word/2023/wordml/word16du" xmlns:w16sdtdh="http://schemas.microsoft.com/office/word/2020/wordml/sdtdatahash" xmlns:w16sdtfl="http://schemas.microsoft.com/office/word/2024/wordml/sdtformatlock" xmlns:w16se="http://schemas.microsoft.com/office/word/2015/wordml/symex" xmlns:wpg="http://schemas.microsoft.com/office/word/2010/wordprocessingGroup" xmlns:wpi="http://schemas.microsoft.com/office/word/2010/wordprocessingInk" xmlns:wne="http://schemas.microsoft.com/office/word/2006/wordml" xmlns:wps="http://schemas.microsoft.com/office/word/2010/wordprocessingShape" mc:Ignorable="w14 w15 w16se w16cid w16 w16cex w16sdtdh w16sdtfl w16du wp14">
+<w:numbering xmlns:wpc="http://schemas.microsoft.com/office/word/2010/wordprocessingCanvas" xmlns:cx="http://schemas.microsoft.com/office/drawing/2014/chartex" xmlns:cx1="http://schemas.microsoft.com/office/drawing/2015/9/8/chartex" xmlns:cx2="http://schemas.microsoft.com/office/drawing/2015/10/21/chartex" xmlns:cx3="http://schemas.microsoft.com/office/drawing/2016/5/9/chartex" xmlns:cx4="http://schemas.microsoft.com/office/drawing/2016/5/10/chartex" xmlns:cx5="http://schemas.microsoft.com/office/drawing/2016/5/11/chartex" xmlns:cx6="http://schemas.microsoft.com/office/drawing/2016/5/12/chartex" xmlns:cx7="http://schemas.microsoft.com/office/drawing/2016/5/13/chartex" xmlns:cx8="http://schemas.microsoft.com/office/drawing/2016/5/14/chartex" xmlns:mc="http://schemas.openxmlformats.org/markup-compatibility/2006" xmlns:aink="http://schemas.microsoft.com/office/drawing/2016/ink" xmlns:am3d="http://schemas.microsoft.com/office/drawing/2017/model3d" xmlns:o="urn:schemas-microsoft-com:office:office" xmlns:oel="http://schemas.microsoft.com/office/2019/extlst" xmlns:r="http://schemas.openxmlformats.org/officeDocument/2006/relationships" xmlns:m="http://schemas.openxmlformats.org/officeDocument/2006/math" xmlns:v="urn:schemas-microsoft-com:vml" xmlns:wp14="http://schemas.microsoft.com/office/word/2010/wordprocessingDrawing" xmlns:wp="http://schemas.openxmlformats.org/drawingml/2006/wordprocessingDrawing" xmlns:w10="urn:schemas-microsoft-com:office:word" xmlns:w="http://schemas.openxmlformats.org/wordprocessingml/2006/main" xmlns:w14="http://schemas.microsoft.com/office/word/2010/wordml" xmlns:w15="http://schemas.microsoft.com/office/word/2012/wordml" xmlns:w16cex="http://schemas.microsoft.com/office/word/2018/wordml/cex" xmlns:w16cid="http://schemas.microsoft.com/office/word/2016/wordml/cid" xmlns:w16="http://schemas.microsoft.com/office/word/2018/wordml" xmlns:w16du="http://schemas.microsoft.com/office/word/2023/wordml/word16du" xmlns:w16sdtdh="http://schemas.microsoft.com/office/word/2020/wordml/sdtdatahash" xmlns:w16sdtfl="http://schemas.microsoft.com/office/word/2024/wordml/sdtformatlock" xmlns:w16se="http://schemas.microsoft.com/office/word/2015/wordml/symex" xmlns:wpg="http://schemas.microsoft.com/office/word/2010/wordprocessingGroup" xmlns:wpi="http://schemas.microsoft.com/office/word/2010/wordprocessingInk" xmlns:wne="http://schemas.microsoft.com/office/word/2006/wordml" xmlns:wps="http://schemas.microsoft.com/office/word/2010/wordprocessingShape" mc:Ignorable="w14 w15 w16se w16cid w16 w16cex w16sdtdh w16sdtfl w16du wp14">
   <w:abstractNum w:abstractNumId="0" w15:restartNumberingAfterBreak="0">
     <w:nsid w:val="3BD471D9"/>
     <w:multiLevelType w:val="multilevel"/>

--- a/彭澜 - 简历.docx
+++ b/彭澜 - 简历.docx
@@ -1261,7 +1261,21 @@
                 <w:rFonts w:ascii="Times New Roman" w:eastAsia="华文宋体" w:hAnsi="Times New Roman" w:cs="Times New Roman"/>
                 <w:szCs w:val="20"/>
               </w:rPr>
-              <w:t>2015.09 – 2023.02</w:t>
+              <w:t>201</w:t>
+            </w:r>
+            <w:r>
+              <w:rPr>
+                <w:rFonts w:ascii="Times New Roman" w:eastAsia="华文宋体" w:hAnsi="Times New Roman" w:cs="Times New Roman" w:hint="eastAsia"/>
+                <w:szCs w:val="20"/>
+              </w:rPr>
+              <w:t>8</w:t>
+            </w:r>
+            <w:r>
+              <w:rPr>
+                <w:rFonts w:ascii="Times New Roman" w:eastAsia="华文宋体" w:hAnsi="Times New Roman" w:cs="Times New Roman"/>
+                <w:szCs w:val="20"/>
+              </w:rPr>
+              <w:t>.09 – 2023.02</w:t>
             </w:r>
           </w:p>
         </w:tc>
